--- a/business_documents/PECH_PURCHASE_ORDER.docx
+++ b/business_documents/PECH_PURCHASE_ORDER.docx
@@ -2,21 +2,108 @@
 <file path=word/document.xml><?xml version="1.0" encoding="utf-8"?>
 <w:document xmlns:w="http://schemas.openxmlformats.org/wordprocessingml/2006/main" xmlns:m="http://schemas.openxmlformats.org/officeDocument/2006/math" xmlns:r="http://schemas.openxmlformats.org/officeDocument/2006/relationships" xmlns:o="urn:schemas-microsoft-com:office:office" xmlns:v="urn:schemas-microsoft-com:vml" xmlns:w10="urn:schemas-microsoft-com:office:word" xmlns:a="http://schemas.openxmlformats.org/drawingml/2006/main" xmlns:pic="http://schemas.openxmlformats.org/drawingml/2006/picture" xmlns:wp="http://schemas.openxmlformats.org/drawingml/2006/wordprocessingDrawing">
   <w:body>
+    <w:p>
+      <w:pPr>
+        <w:pBdr>
+          <w:top w:val="single" w:sz="12" w:space="1" w:color="00BFFF"/>
+          <w:bottom w:val="single" w:sz="36" w:space="0" w:color="F5A623"/>
+        </w:pBdr>
+        <w:spacing w:before="0" w:after="240"/>
+      </w:pPr>
+    </w:p>
+    <w:p>
+      <w:pPr>
+        <w:pBdr>
+          <w:bottom w:val="single" w:sz="6" w:space="1" w:color="00BFFF"/>
+        </w:pBdr>
+        <w:spacing w:before="0" w:after="120"/>
+      </w:pPr>
+    </w:p>
+    <w:p>
+      <w:pPr>
+        <w:jc w:val="center"/>
+        <w:spacing w:before="0" w:after="60"/>
+      </w:pPr>
+      <w:r>
+        <w:rPr>
+          <w:i/>
+          <w:color w:val="E08A00"/>
+          <w:sz w:val="18"/>
+          <w:szCs w:val="18"/>
+        </w:rPr>
+        <w:t>Technology &amp; Infrastructure Enablers for Africa</w:t>
+      </w:r>
+    </w:p>
+    <w:p>
+      <w:pPr>
+        <w:jc w:val="center"/>
+        <w:spacing w:before="200" w:after="40"/>
+      </w:pPr>
+      <w:r>
+        <w:rPr>
+          <w:b/>
+          <w:color w:val="0099CC"/>
+          <w:sz w:val="28"/>
+          <w:szCs w:val="28"/>
+        </w:rPr>
+        <w:t>PECH GROUP HOLDINGS LTD</w:t>
+      </w:r>
+    </w:p>
+    <w:p>
+      <w:pPr>
+        <w:pBdr>
+          <w:top w:val="single" w:sz="36" w:space="0" w:color="F5A623"/>
+          <w:bottom w:val="single" w:sz="12" w:space="1" w:color="00BFFF"/>
+        </w:pBdr>
+        <w:spacing w:after="0"/>
+      </w:pPr>
+    </w:p>
     <w:bookmarkStart w:id="31" w:name="pech-group-holdings-ltd"/>
     <w:p>
       <w:pPr>
         <w:pStyle w:val="Heading1"/>
-      </w:pPr>
-      <w:r>
+        <w:rPr>
+          <w:color w:val="0099CC"/>
+        </w:rPr>
+        <w:pBdr>
+          <w:bottom w:val="single" w:sz="18" w:space="2" w:color="F5A623"/>
+        </w:pBdr>
+      </w:pPr>
+      <w:r>
+        <w:rPr>
+          <w:b/>
+          <w:color w:val="0099CC"/>
+          <w:sz w:val="44"/>
+        </w:rPr>
         <w:t xml:space="preserve">PECH GROUP HOLDINGS LTD</w:t>
       </w:r>
     </w:p>
     <w:bookmarkStart w:id="22" w:name="purchase-order"/>
     <w:p>
       <w:pPr>
+        <w:pBdr>
+          <w:top w:val="single" w:sz="18" w:space="1" w:color="F5A623"/>
+          <w:bottom w:val="single" w:sz="6" w:space="1" w:color="0099CC"/>
+        </w:pBdr>
+        <w:spacing w:before="200" w:after="200"/>
+      </w:pPr>
+    </w:p>
+    <w:p>
+      <w:pPr>
         <w:pStyle w:val="Heading2"/>
-      </w:pPr>
-      <w:r>
+        <w:rPr>
+          <w:color w:val="0099CC"/>
+        </w:rPr>
+        <w:pBdr>
+          <w:bottom w:val="single" w:sz="6" w:space="2" w:color="00BFFF"/>
+        </w:pBdr>
+      </w:pPr>
+      <w:r>
+        <w:rPr>
+          <w:b/>
+          <w:color w:val="0099CC"/>
+          <w:sz w:val="32"/>
+        </w:rPr>
         <w:t xml:space="preserve">PURCHASE ORDER</w:t>
       </w:r>
     </w:p>
@@ -24,8 +111,16 @@
     <w:p>
       <w:pPr>
         <w:pStyle w:val="Heading3"/>
-      </w:pPr>
-      <w:r>
+        <w:rPr>
+          <w:color w:val="E08A00"/>
+        </w:rPr>
+      </w:pPr>
+      <w:r>
+        <w:rPr>
+          <w:b/>
+          <w:color w:val="E08A00"/>
+          <w:sz w:val="26"/>
+        </w:rPr>
         <w:t xml:space="preserve">CONFIDENTIAL</w:t>
       </w:r>
     </w:p>
@@ -83,9 +178,29 @@
     <w:bookmarkStart w:id="23" w:name="purchase-order-details"/>
     <w:p>
       <w:pPr>
+        <w:pBdr>
+          <w:top w:val="single" w:sz="18" w:space="1" w:color="F5A623"/>
+          <w:bottom w:val="single" w:sz="6" w:space="1" w:color="0099CC"/>
+        </w:pBdr>
+        <w:spacing w:before="200" w:after="200"/>
+      </w:pPr>
+    </w:p>
+    <w:p>
+      <w:pPr>
         <w:pStyle w:val="Heading2"/>
-      </w:pPr>
-      <w:r>
+        <w:rPr>
+          <w:color w:val="0099CC"/>
+        </w:rPr>
+        <w:pBdr>
+          <w:bottom w:val="single" w:sz="6" w:space="2" w:color="00BFFF"/>
+        </w:pBdr>
+      </w:pPr>
+      <w:r>
+        <w:rPr>
+          <w:b/>
+          <w:color w:val="0099CC"/>
+          <w:sz w:val="32"/>
+        </w:rPr>
         <w:t xml:space="preserve">PURCHASE ORDER DETAILS</w:t>
       </w:r>
     </w:p>
@@ -95,6 +210,14 @@
         <w:tblW w:type="pct" w:w="5000"/>
         <w:tblLook w:firstRow="1" w:lastRow="0" w:firstColumn="0" w:lastColumn="0" w:noHBand="0" w:noVBand="0" w:val="0020"/>
         <w:jc w:val="start"/>
+        <w:tblBorders>
+          <w:top w:val="single" w:sz="4" w:space="0" w:color="B0D4E8"/>
+          <w:left w:val="single" w:sz="4" w:space="0" w:color="B0D4E8"/>
+          <w:bottom w:val="single" w:sz="4" w:space="0" w:color="B0D4E8"/>
+          <w:right w:val="single" w:sz="4" w:space="0" w:color="B0D4E8"/>
+          <w:insideH w:val="single" w:sz="4" w:space="0" w:color="B0D4E8"/>
+          <w:insideV w:val="single" w:sz="4" w:space="0" w:color="B0D4E8"/>
+        </w:tblBorders>
       </w:tblPr>
       <w:tblGrid>
         <w:gridCol w:w="3960"/>
@@ -105,25 +228,39 @@
           <w:tblHeader w:val="true"/>
         </w:trPr>
         <w:tc>
-          <w:tcPr/>
-          <w:p>
-            <w:pPr>
-              <w:pStyle w:val="Compact"/>
-              <w:jc w:val="left"/>
-            </w:pPr>
-            <w:r>
+          <w:tcPr>
+            <w:shd w:fill="0099CC" w:val="clear"/>
+          </w:tcPr>
+          <w:p>
+            <w:pPr>
+              <w:pStyle w:val="Compact"/>
+              <w:jc w:val="left"/>
+            </w:pPr>
+            <w:r>
+              <w:rPr>
+                <w:b/>
+                <w:color w:val="FFFFFF"/>
+                <w:sz w:val="20"/>
+              </w:rPr>
               <w:t xml:space="preserve">Field</w:t>
             </w:r>
           </w:p>
         </w:tc>
         <w:tc>
-          <w:tcPr/>
-          <w:p>
-            <w:pPr>
-              <w:pStyle w:val="Compact"/>
-              <w:jc w:val="left"/>
-            </w:pPr>
-            <w:r>
+          <w:tcPr>
+            <w:shd w:fill="0099CC" w:val="clear"/>
+          </w:tcPr>
+          <w:p>
+            <w:pPr>
+              <w:pStyle w:val="Compact"/>
+              <w:jc w:val="left"/>
+            </w:pPr>
+            <w:r>
+              <w:rPr>
+                <w:b/>
+                <w:color w:val="FFFFFF"/>
+                <w:sz w:val="20"/>
+              </w:rPr>
               <w:t xml:space="preserve">Details</w:t>
             </w:r>
           </w:p>
@@ -131,7 +268,9 @@
       </w:tr>
       <w:tr>
         <w:tc>
-          <w:tcPr/>
+          <w:tcPr>
+            <w:shd w:fill="FFFFFF" w:val="clear"/>
+          </w:tcPr>
           <w:p>
             <w:pPr>
               <w:pStyle w:val="Compact"/>
@@ -141,19 +280,27 @@
               <w:rPr>
                 <w:bCs/>
                 <w:b/>
+                <w:color w:val="1A1A1A"/>
+                <w:sz w:val="19"/>
               </w:rPr>
               <w:t xml:space="preserve">Purchase Order No.:</w:t>
             </w:r>
           </w:p>
         </w:tc>
         <w:tc>
-          <w:tcPr/>
-          <w:p>
-            <w:pPr>
-              <w:pStyle w:val="Compact"/>
-              <w:jc w:val="left"/>
-            </w:pPr>
-            <w:r>
+          <w:tcPr>
+            <w:shd w:fill="FFFFFF" w:val="clear"/>
+          </w:tcPr>
+          <w:p>
+            <w:pPr>
+              <w:pStyle w:val="Compact"/>
+              <w:jc w:val="left"/>
+            </w:pPr>
+            <w:r>
+              <w:rPr>
+                <w:color w:val="1A1A1A"/>
+                <w:sz w:val="19"/>
+              </w:rPr>
               <w:t xml:space="preserve">PO-________-________</w:t>
             </w:r>
           </w:p>
@@ -161,7 +308,9 @@
       </w:tr>
       <w:tr>
         <w:tc>
-          <w:tcPr/>
+          <w:tcPr>
+            <w:shd w:fill="E8F8FF" w:val="clear"/>
+          </w:tcPr>
           <w:p>
             <w:pPr>
               <w:pStyle w:val="Compact"/>
@@ -171,19 +320,27 @@
               <w:rPr>
                 <w:bCs/>
                 <w:b/>
+                <w:color w:val="1A1A1A"/>
+                <w:sz w:val="19"/>
               </w:rPr>
               <w:t xml:space="preserve">Date Issued:</w:t>
             </w:r>
           </w:p>
         </w:tc>
         <w:tc>
-          <w:tcPr/>
-          <w:p>
-            <w:pPr>
-              <w:pStyle w:val="Compact"/>
-              <w:jc w:val="left"/>
-            </w:pPr>
-            <w:r>
+          <w:tcPr>
+            <w:shd w:fill="E8F8FF" w:val="clear"/>
+          </w:tcPr>
+          <w:p>
+            <w:pPr>
+              <w:pStyle w:val="Compact"/>
+              <w:jc w:val="left"/>
+            </w:pPr>
+            <w:r>
+              <w:rPr>
+                <w:color w:val="1A1A1A"/>
+                <w:sz w:val="19"/>
+              </w:rPr>
               <w:t xml:space="preserve">______ / ______ / __________ (DD/MM/YYYY)</w:t>
             </w:r>
           </w:p>
@@ -191,7 +348,9 @@
       </w:tr>
       <w:tr>
         <w:tc>
-          <w:tcPr/>
+          <w:tcPr>
+            <w:shd w:fill="FFFFFF" w:val="clear"/>
+          </w:tcPr>
           <w:p>
             <w:pPr>
               <w:pStyle w:val="Compact"/>
@@ -201,19 +360,27 @@
               <w:rPr>
                 <w:bCs/>
                 <w:b/>
+                <w:color w:val="1A1A1A"/>
+                <w:sz w:val="19"/>
               </w:rPr>
               <w:t xml:space="preserve">Delivery Date Required:</w:t>
             </w:r>
           </w:p>
         </w:tc>
         <w:tc>
-          <w:tcPr/>
-          <w:p>
-            <w:pPr>
-              <w:pStyle w:val="Compact"/>
-              <w:jc w:val="left"/>
-            </w:pPr>
-            <w:r>
+          <w:tcPr>
+            <w:shd w:fill="FFFFFF" w:val="clear"/>
+          </w:tcPr>
+          <w:p>
+            <w:pPr>
+              <w:pStyle w:val="Compact"/>
+              <w:jc w:val="left"/>
+            </w:pPr>
+            <w:r>
+              <w:rPr>
+                <w:color w:val="1A1A1A"/>
+                <w:sz w:val="19"/>
+              </w:rPr>
               <w:t xml:space="preserve">______ / ______ / __________ (DD/MM/YYYY)</w:t>
             </w:r>
           </w:p>
@@ -221,7 +388,9 @@
       </w:tr>
       <w:tr>
         <w:tc>
-          <w:tcPr/>
+          <w:tcPr>
+            <w:shd w:fill="E8F8FF" w:val="clear"/>
+          </w:tcPr>
           <w:p>
             <w:pPr>
               <w:pStyle w:val="Compact"/>
@@ -231,19 +400,27 @@
               <w:rPr>
                 <w:bCs/>
                 <w:b/>
+                <w:color w:val="1A1A1A"/>
+                <w:sz w:val="19"/>
               </w:rPr>
               <w:t xml:space="preserve">Payment Terms:</w:t>
             </w:r>
           </w:p>
         </w:tc>
         <w:tc>
-          <w:tcPr/>
-          <w:p>
-            <w:pPr>
-              <w:pStyle w:val="Compact"/>
-              <w:jc w:val="left"/>
-            </w:pPr>
-            <w:r>
+          <w:tcPr>
+            <w:shd w:fill="E8F8FF" w:val="clear"/>
+          </w:tcPr>
+          <w:p>
+            <w:pPr>
+              <w:pStyle w:val="Compact"/>
+              <w:jc w:val="left"/>
+            </w:pPr>
+            <w:r>
+              <w:rPr>
+                <w:color w:val="1A1A1A"/>
+                <w:sz w:val="19"/>
+              </w:rPr>
               <w:t xml:space="preserve">__________________________________________</w:t>
             </w:r>
           </w:p>
@@ -251,7 +428,9 @@
       </w:tr>
       <w:tr>
         <w:tc>
-          <w:tcPr/>
+          <w:tcPr>
+            <w:shd w:fill="FFFFFF" w:val="clear"/>
+          </w:tcPr>
           <w:p>
             <w:pPr>
               <w:pStyle w:val="Compact"/>
@@ -261,19 +440,27 @@
               <w:rPr>
                 <w:bCs/>
                 <w:b/>
+                <w:color w:val="1A1A1A"/>
+                <w:sz w:val="19"/>
               </w:rPr>
               <w:t xml:space="preserve">Shipping Method:</w:t>
             </w:r>
           </w:p>
         </w:tc>
         <w:tc>
-          <w:tcPr/>
-          <w:p>
-            <w:pPr>
-              <w:pStyle w:val="Compact"/>
-              <w:jc w:val="left"/>
-            </w:pPr>
-            <w:r>
+          <w:tcPr>
+            <w:shd w:fill="FFFFFF" w:val="clear"/>
+          </w:tcPr>
+          <w:p>
+            <w:pPr>
+              <w:pStyle w:val="Compact"/>
+              <w:jc w:val="left"/>
+            </w:pPr>
+            <w:r>
+              <w:rPr>
+                <w:color w:val="1A1A1A"/>
+                <w:sz w:val="19"/>
+              </w:rPr>
               <w:t xml:space="preserve">__________________________________________</w:t>
             </w:r>
           </w:p>
@@ -281,7 +468,9 @@
       </w:tr>
       <w:tr>
         <w:tc>
-          <w:tcPr/>
+          <w:tcPr>
+            <w:shd w:fill="E8F8FF" w:val="clear"/>
+          </w:tcPr>
           <w:p>
             <w:pPr>
               <w:pStyle w:val="Compact"/>
@@ -291,19 +480,27 @@
               <w:rPr>
                 <w:bCs/>
                 <w:b/>
+                <w:color w:val="1A1A1A"/>
+                <w:sz w:val="19"/>
               </w:rPr>
               <w:t xml:space="preserve">Project/Job Reference:</w:t>
             </w:r>
           </w:p>
         </w:tc>
         <w:tc>
-          <w:tcPr/>
-          <w:p>
-            <w:pPr>
-              <w:pStyle w:val="Compact"/>
-              <w:jc w:val="left"/>
-            </w:pPr>
-            <w:r>
+          <w:tcPr>
+            <w:shd w:fill="E8F8FF" w:val="clear"/>
+          </w:tcPr>
+          <w:p>
+            <w:pPr>
+              <w:pStyle w:val="Compact"/>
+              <w:jc w:val="left"/>
+            </w:pPr>
+            <w:r>
+              <w:rPr>
+                <w:color w:val="1A1A1A"/>
+                <w:sz w:val="19"/>
+              </w:rPr>
               <w:t xml:space="preserve">__________________________________________</w:t>
             </w:r>
           </w:p>
@@ -321,9 +518,29 @@
     <w:bookmarkStart w:id="24" w:name="supplier-information"/>
     <w:p>
       <w:pPr>
+        <w:pBdr>
+          <w:top w:val="single" w:sz="18" w:space="1" w:color="F5A623"/>
+          <w:bottom w:val="single" w:sz="6" w:space="1" w:color="0099CC"/>
+        </w:pBdr>
+        <w:spacing w:before="200" w:after="200"/>
+      </w:pPr>
+    </w:p>
+    <w:p>
+      <w:pPr>
         <w:pStyle w:val="Heading2"/>
-      </w:pPr>
-      <w:r>
+        <w:rPr>
+          <w:color w:val="0099CC"/>
+        </w:rPr>
+        <w:pBdr>
+          <w:bottom w:val="single" w:sz="6" w:space="2" w:color="00BFFF"/>
+        </w:pBdr>
+      </w:pPr>
+      <w:r>
+        <w:rPr>
+          <w:b/>
+          <w:color w:val="0099CC"/>
+          <w:sz w:val="32"/>
+        </w:rPr>
         <w:t xml:space="preserve">SUPPLIER INFORMATION</w:t>
       </w:r>
     </w:p>
@@ -333,6 +550,14 @@
         <w:tblW w:type="pct" w:w="5000"/>
         <w:tblLook w:firstRow="1" w:lastRow="0" w:firstColumn="0" w:lastColumn="0" w:noHBand="0" w:noVBand="0" w:val="0020"/>
         <w:jc w:val="start"/>
+        <w:tblBorders>
+          <w:top w:val="single" w:sz="4" w:space="0" w:color="B0D4E8"/>
+          <w:left w:val="single" w:sz="4" w:space="0" w:color="B0D4E8"/>
+          <w:bottom w:val="single" w:sz="4" w:space="0" w:color="B0D4E8"/>
+          <w:right w:val="single" w:sz="4" w:space="0" w:color="B0D4E8"/>
+          <w:insideH w:val="single" w:sz="4" w:space="0" w:color="B0D4E8"/>
+          <w:insideV w:val="single" w:sz="4" w:space="0" w:color="B0D4E8"/>
+        </w:tblBorders>
       </w:tblPr>
       <w:tblGrid>
         <w:gridCol w:w="3960"/>
@@ -343,25 +568,39 @@
           <w:tblHeader w:val="true"/>
         </w:trPr>
         <w:tc>
-          <w:tcPr/>
-          <w:p>
-            <w:pPr>
-              <w:pStyle w:val="Compact"/>
-              <w:jc w:val="left"/>
-            </w:pPr>
-            <w:r>
+          <w:tcPr>
+            <w:shd w:fill="0099CC" w:val="clear"/>
+          </w:tcPr>
+          <w:p>
+            <w:pPr>
+              <w:pStyle w:val="Compact"/>
+              <w:jc w:val="left"/>
+            </w:pPr>
+            <w:r>
+              <w:rPr>
+                <w:b/>
+                <w:color w:val="FFFFFF"/>
+                <w:sz w:val="20"/>
+              </w:rPr>
               <w:t xml:space="preserve">Field</w:t>
             </w:r>
           </w:p>
         </w:tc>
         <w:tc>
-          <w:tcPr/>
-          <w:p>
-            <w:pPr>
-              <w:pStyle w:val="Compact"/>
-              <w:jc w:val="left"/>
-            </w:pPr>
-            <w:r>
+          <w:tcPr>
+            <w:shd w:fill="0099CC" w:val="clear"/>
+          </w:tcPr>
+          <w:p>
+            <w:pPr>
+              <w:pStyle w:val="Compact"/>
+              <w:jc w:val="left"/>
+            </w:pPr>
+            <w:r>
+              <w:rPr>
+                <w:b/>
+                <w:color w:val="FFFFFF"/>
+                <w:sz w:val="20"/>
+              </w:rPr>
               <w:t xml:space="preserve">Details</w:t>
             </w:r>
           </w:p>
@@ -369,7 +608,9 @@
       </w:tr>
       <w:tr>
         <w:tc>
-          <w:tcPr/>
+          <w:tcPr>
+            <w:shd w:fill="FFFFFF" w:val="clear"/>
+          </w:tcPr>
           <w:p>
             <w:pPr>
               <w:pStyle w:val="Compact"/>
@@ -379,19 +620,27 @@
               <w:rPr>
                 <w:bCs/>
                 <w:b/>
+                <w:color w:val="1A1A1A"/>
+                <w:sz w:val="19"/>
               </w:rPr>
               <w:t xml:space="preserve">Supplier Name:</w:t>
             </w:r>
           </w:p>
         </w:tc>
         <w:tc>
-          <w:tcPr/>
-          <w:p>
-            <w:pPr>
-              <w:pStyle w:val="Compact"/>
-              <w:jc w:val="left"/>
-            </w:pPr>
-            <w:r>
+          <w:tcPr>
+            <w:shd w:fill="FFFFFF" w:val="clear"/>
+          </w:tcPr>
+          <w:p>
+            <w:pPr>
+              <w:pStyle w:val="Compact"/>
+              <w:jc w:val="left"/>
+            </w:pPr>
+            <w:r>
+              <w:rPr>
+                <w:color w:val="1A1A1A"/>
+                <w:sz w:val="19"/>
+              </w:rPr>
               <w:t xml:space="preserve">__________________________________________</w:t>
             </w:r>
           </w:p>
@@ -399,7 +648,9 @@
       </w:tr>
       <w:tr>
         <w:tc>
-          <w:tcPr/>
+          <w:tcPr>
+            <w:shd w:fill="E8F8FF" w:val="clear"/>
+          </w:tcPr>
           <w:p>
             <w:pPr>
               <w:pStyle w:val="Compact"/>
@@ -409,19 +660,27 @@
               <w:rPr>
                 <w:bCs/>
                 <w:b/>
+                <w:color w:val="1A1A1A"/>
+                <w:sz w:val="19"/>
               </w:rPr>
               <w:t xml:space="preserve">Contact Person:</w:t>
             </w:r>
           </w:p>
         </w:tc>
         <w:tc>
-          <w:tcPr/>
-          <w:p>
-            <w:pPr>
-              <w:pStyle w:val="Compact"/>
-              <w:jc w:val="left"/>
-            </w:pPr>
-            <w:r>
+          <w:tcPr>
+            <w:shd w:fill="E8F8FF" w:val="clear"/>
+          </w:tcPr>
+          <w:p>
+            <w:pPr>
+              <w:pStyle w:val="Compact"/>
+              <w:jc w:val="left"/>
+            </w:pPr>
+            <w:r>
+              <w:rPr>
+                <w:color w:val="1A1A1A"/>
+                <w:sz w:val="19"/>
+              </w:rPr>
               <w:t xml:space="preserve">__________________________________________</w:t>
             </w:r>
           </w:p>
@@ -429,7 +688,9 @@
       </w:tr>
       <w:tr>
         <w:tc>
-          <w:tcPr/>
+          <w:tcPr>
+            <w:shd w:fill="FFFFFF" w:val="clear"/>
+          </w:tcPr>
           <w:p>
             <w:pPr>
               <w:pStyle w:val="Compact"/>
@@ -439,19 +700,27 @@
               <w:rPr>
                 <w:bCs/>
                 <w:b/>
+                <w:color w:val="1A1A1A"/>
+                <w:sz w:val="19"/>
               </w:rPr>
               <w:t xml:space="preserve">Address:</w:t>
             </w:r>
           </w:p>
         </w:tc>
         <w:tc>
-          <w:tcPr/>
-          <w:p>
-            <w:pPr>
-              <w:pStyle w:val="Compact"/>
-              <w:jc w:val="left"/>
-            </w:pPr>
-            <w:r>
+          <w:tcPr>
+            <w:shd w:fill="FFFFFF" w:val="clear"/>
+          </w:tcPr>
+          <w:p>
+            <w:pPr>
+              <w:pStyle w:val="Compact"/>
+              <w:jc w:val="left"/>
+            </w:pPr>
+            <w:r>
+              <w:rPr>
+                <w:color w:val="1A1A1A"/>
+                <w:sz w:val="19"/>
+              </w:rPr>
               <w:t xml:space="preserve">__________________________________________</w:t>
             </w:r>
           </w:p>
@@ -459,21 +728,29 @@
       </w:tr>
       <w:tr>
         <w:tc>
-          <w:tcPr/>
-          <w:p>
-            <w:pPr>
-              <w:pStyle w:val="Compact"/>
-            </w:pPr>
-          </w:p>
-        </w:tc>
-        <w:tc>
-          <w:tcPr/>
-          <w:p>
-            <w:pPr>
-              <w:pStyle w:val="Compact"/>
-              <w:jc w:val="left"/>
-            </w:pPr>
-            <w:r>
+          <w:tcPr>
+            <w:shd w:fill="E8F8FF" w:val="clear"/>
+          </w:tcPr>
+          <w:p>
+            <w:pPr>
+              <w:pStyle w:val="Compact"/>
+            </w:pPr>
+          </w:p>
+        </w:tc>
+        <w:tc>
+          <w:tcPr>
+            <w:shd w:fill="E8F8FF" w:val="clear"/>
+          </w:tcPr>
+          <w:p>
+            <w:pPr>
+              <w:pStyle w:val="Compact"/>
+              <w:jc w:val="left"/>
+            </w:pPr>
+            <w:r>
+              <w:rPr>
+                <w:color w:val="1A1A1A"/>
+                <w:sz w:val="19"/>
+              </w:rPr>
               <w:t xml:space="preserve">__________________________________________</w:t>
             </w:r>
           </w:p>
@@ -481,7 +758,9 @@
       </w:tr>
       <w:tr>
         <w:tc>
-          <w:tcPr/>
+          <w:tcPr>
+            <w:shd w:fill="FFFFFF" w:val="clear"/>
+          </w:tcPr>
           <w:p>
             <w:pPr>
               <w:pStyle w:val="Compact"/>
@@ -491,19 +770,27 @@
               <w:rPr>
                 <w:bCs/>
                 <w:b/>
+                <w:color w:val="1A1A1A"/>
+                <w:sz w:val="19"/>
               </w:rPr>
               <w:t xml:space="preserve">City / State:</w:t>
             </w:r>
           </w:p>
         </w:tc>
         <w:tc>
-          <w:tcPr/>
-          <w:p>
-            <w:pPr>
-              <w:pStyle w:val="Compact"/>
-              <w:jc w:val="left"/>
-            </w:pPr>
-            <w:r>
+          <w:tcPr>
+            <w:shd w:fill="FFFFFF" w:val="clear"/>
+          </w:tcPr>
+          <w:p>
+            <w:pPr>
+              <w:pStyle w:val="Compact"/>
+              <w:jc w:val="left"/>
+            </w:pPr>
+            <w:r>
+              <w:rPr>
+                <w:color w:val="1A1A1A"/>
+                <w:sz w:val="19"/>
+              </w:rPr>
               <w:t xml:space="preserve">__________________________________________</w:t>
             </w:r>
           </w:p>
@@ -511,7 +798,9 @@
       </w:tr>
       <w:tr>
         <w:tc>
-          <w:tcPr/>
+          <w:tcPr>
+            <w:shd w:fill="E8F8FF" w:val="clear"/>
+          </w:tcPr>
           <w:p>
             <w:pPr>
               <w:pStyle w:val="Compact"/>
@@ -521,19 +810,27 @@
               <w:rPr>
                 <w:bCs/>
                 <w:b/>
+                <w:color w:val="1A1A1A"/>
+                <w:sz w:val="19"/>
               </w:rPr>
               <w:t xml:space="preserve">Phone Number:</w:t>
             </w:r>
           </w:p>
         </w:tc>
         <w:tc>
-          <w:tcPr/>
-          <w:p>
-            <w:pPr>
-              <w:pStyle w:val="Compact"/>
-              <w:jc w:val="left"/>
-            </w:pPr>
-            <w:r>
+          <w:tcPr>
+            <w:shd w:fill="E8F8FF" w:val="clear"/>
+          </w:tcPr>
+          <w:p>
+            <w:pPr>
+              <w:pStyle w:val="Compact"/>
+              <w:jc w:val="left"/>
+            </w:pPr>
+            <w:r>
+              <w:rPr>
+                <w:color w:val="1A1A1A"/>
+                <w:sz w:val="19"/>
+              </w:rPr>
               <w:t xml:space="preserve">__________________________________________</w:t>
             </w:r>
           </w:p>
@@ -541,7 +838,9 @@
       </w:tr>
       <w:tr>
         <w:tc>
-          <w:tcPr/>
+          <w:tcPr>
+            <w:shd w:fill="FFFFFF" w:val="clear"/>
+          </w:tcPr>
           <w:p>
             <w:pPr>
               <w:pStyle w:val="Compact"/>
@@ -551,19 +850,27 @@
               <w:rPr>
                 <w:bCs/>
                 <w:b/>
+                <w:color w:val="1A1A1A"/>
+                <w:sz w:val="19"/>
               </w:rPr>
               <w:t xml:space="preserve">Email Address:</w:t>
             </w:r>
           </w:p>
         </w:tc>
         <w:tc>
-          <w:tcPr/>
-          <w:p>
-            <w:pPr>
-              <w:pStyle w:val="Compact"/>
-              <w:jc w:val="left"/>
-            </w:pPr>
-            <w:r>
+          <w:tcPr>
+            <w:shd w:fill="FFFFFF" w:val="clear"/>
+          </w:tcPr>
+          <w:p>
+            <w:pPr>
+              <w:pStyle w:val="Compact"/>
+              <w:jc w:val="left"/>
+            </w:pPr>
+            <w:r>
+              <w:rPr>
+                <w:color w:val="1A1A1A"/>
+                <w:sz w:val="19"/>
+              </w:rPr>
               <w:t xml:space="preserve">__________________________________________</w:t>
             </w:r>
           </w:p>
@@ -571,7 +878,9 @@
       </w:tr>
       <w:tr>
         <w:tc>
-          <w:tcPr/>
+          <w:tcPr>
+            <w:shd w:fill="E8F8FF" w:val="clear"/>
+          </w:tcPr>
           <w:p>
             <w:pPr>
               <w:pStyle w:val="Compact"/>
@@ -581,19 +890,27 @@
               <w:rPr>
                 <w:bCs/>
                 <w:b/>
+                <w:color w:val="1A1A1A"/>
+                <w:sz w:val="19"/>
               </w:rPr>
               <w:t xml:space="preserve">Tax Identification Number (TIN):</w:t>
             </w:r>
           </w:p>
         </w:tc>
         <w:tc>
-          <w:tcPr/>
-          <w:p>
-            <w:pPr>
-              <w:pStyle w:val="Compact"/>
-              <w:jc w:val="left"/>
-            </w:pPr>
-            <w:r>
+          <w:tcPr>
+            <w:shd w:fill="E8F8FF" w:val="clear"/>
+          </w:tcPr>
+          <w:p>
+            <w:pPr>
+              <w:pStyle w:val="Compact"/>
+              <w:jc w:val="left"/>
+            </w:pPr>
+            <w:r>
+              <w:rPr>
+                <w:color w:val="1A1A1A"/>
+                <w:sz w:val="19"/>
+              </w:rPr>
               <w:t xml:space="preserve">__________________________________________</w:t>
             </w:r>
           </w:p>
@@ -601,7 +918,9 @@
       </w:tr>
       <w:tr>
         <w:tc>
-          <w:tcPr/>
+          <w:tcPr>
+            <w:shd w:fill="FFFFFF" w:val="clear"/>
+          </w:tcPr>
           <w:p>
             <w:pPr>
               <w:pStyle w:val="Compact"/>
@@ -611,19 +930,27 @@
               <w:rPr>
                 <w:bCs/>
                 <w:b/>
+                <w:color w:val="1A1A1A"/>
+                <w:sz w:val="19"/>
               </w:rPr>
               <w:t xml:space="preserve">CAC Registration No.:</w:t>
             </w:r>
           </w:p>
         </w:tc>
         <w:tc>
-          <w:tcPr/>
-          <w:p>
-            <w:pPr>
-              <w:pStyle w:val="Compact"/>
-              <w:jc w:val="left"/>
-            </w:pPr>
-            <w:r>
+          <w:tcPr>
+            <w:shd w:fill="FFFFFF" w:val="clear"/>
+          </w:tcPr>
+          <w:p>
+            <w:pPr>
+              <w:pStyle w:val="Compact"/>
+              <w:jc w:val="left"/>
+            </w:pPr>
+            <w:r>
+              <w:rPr>
+                <w:color w:val="1A1A1A"/>
+                <w:sz w:val="19"/>
+              </w:rPr>
               <w:t xml:space="preserve">__________________________________________</w:t>
             </w:r>
           </w:p>
@@ -631,7 +958,9 @@
       </w:tr>
       <w:tr>
         <w:tc>
-          <w:tcPr/>
+          <w:tcPr>
+            <w:shd w:fill="E8F8FF" w:val="clear"/>
+          </w:tcPr>
           <w:p>
             <w:pPr>
               <w:pStyle w:val="Compact"/>
@@ -641,19 +970,27 @@
               <w:rPr>
                 <w:bCs/>
                 <w:b/>
+                <w:color w:val="1A1A1A"/>
+                <w:sz w:val="19"/>
               </w:rPr>
               <w:t xml:space="preserve">Bank Name:</w:t>
             </w:r>
           </w:p>
         </w:tc>
         <w:tc>
-          <w:tcPr/>
-          <w:p>
-            <w:pPr>
-              <w:pStyle w:val="Compact"/>
-              <w:jc w:val="left"/>
-            </w:pPr>
-            <w:r>
+          <w:tcPr>
+            <w:shd w:fill="E8F8FF" w:val="clear"/>
+          </w:tcPr>
+          <w:p>
+            <w:pPr>
+              <w:pStyle w:val="Compact"/>
+              <w:jc w:val="left"/>
+            </w:pPr>
+            <w:r>
+              <w:rPr>
+                <w:color w:val="1A1A1A"/>
+                <w:sz w:val="19"/>
+              </w:rPr>
               <w:t xml:space="preserve">__________________________________________</w:t>
             </w:r>
           </w:p>
@@ -661,7 +998,9 @@
       </w:tr>
       <w:tr>
         <w:tc>
-          <w:tcPr/>
+          <w:tcPr>
+            <w:shd w:fill="FFFFFF" w:val="clear"/>
+          </w:tcPr>
           <w:p>
             <w:pPr>
               <w:pStyle w:val="Compact"/>
@@ -671,19 +1010,27 @@
               <w:rPr>
                 <w:bCs/>
                 <w:b/>
+                <w:color w:val="1A1A1A"/>
+                <w:sz w:val="19"/>
               </w:rPr>
               <w:t xml:space="preserve">Account Number:</w:t>
             </w:r>
           </w:p>
         </w:tc>
         <w:tc>
-          <w:tcPr/>
-          <w:p>
-            <w:pPr>
-              <w:pStyle w:val="Compact"/>
-              <w:jc w:val="left"/>
-            </w:pPr>
-            <w:r>
+          <w:tcPr>
+            <w:shd w:fill="FFFFFF" w:val="clear"/>
+          </w:tcPr>
+          <w:p>
+            <w:pPr>
+              <w:pStyle w:val="Compact"/>
+              <w:jc w:val="left"/>
+            </w:pPr>
+            <w:r>
+              <w:rPr>
+                <w:color w:val="1A1A1A"/>
+                <w:sz w:val="19"/>
+              </w:rPr>
               <w:t xml:space="preserve">__________________________________________</w:t>
             </w:r>
           </w:p>
@@ -701,9 +1048,29 @@
     <w:bookmarkStart w:id="25" w:name="buyer-information"/>
     <w:p>
       <w:pPr>
+        <w:pBdr>
+          <w:top w:val="single" w:sz="18" w:space="1" w:color="F5A623"/>
+          <w:bottom w:val="single" w:sz="6" w:space="1" w:color="0099CC"/>
+        </w:pBdr>
+        <w:spacing w:before="200" w:after="200"/>
+      </w:pPr>
+    </w:p>
+    <w:p>
+      <w:pPr>
         <w:pStyle w:val="Heading2"/>
-      </w:pPr>
-      <w:r>
+        <w:rPr>
+          <w:color w:val="0099CC"/>
+        </w:rPr>
+        <w:pBdr>
+          <w:bottom w:val="single" w:sz="6" w:space="2" w:color="00BFFF"/>
+        </w:pBdr>
+      </w:pPr>
+      <w:r>
+        <w:rPr>
+          <w:b/>
+          <w:color w:val="0099CC"/>
+          <w:sz w:val="32"/>
+        </w:rPr>
         <w:t xml:space="preserve">BUYER INFORMATION</w:t>
       </w:r>
     </w:p>
@@ -713,6 +1080,14 @@
         <w:tblW w:type="auto" w:w="0"/>
         <w:tblLook w:firstRow="1" w:lastRow="0" w:firstColumn="0" w:lastColumn="0" w:noHBand="0" w:noVBand="0" w:val="0020"/>
         <w:jc w:val="start"/>
+        <w:tblBorders>
+          <w:top w:val="single" w:sz="4" w:space="0" w:color="B0D4E8"/>
+          <w:left w:val="single" w:sz="4" w:space="0" w:color="B0D4E8"/>
+          <w:bottom w:val="single" w:sz="4" w:space="0" w:color="B0D4E8"/>
+          <w:right w:val="single" w:sz="4" w:space="0" w:color="B0D4E8"/>
+          <w:insideH w:val="single" w:sz="4" w:space="0" w:color="B0D4E8"/>
+          <w:insideV w:val="single" w:sz="4" w:space="0" w:color="B0D4E8"/>
+        </w:tblBorders>
       </w:tblPr>
       <w:tblGrid>
         <w:gridCol w:w="3960"/>
@@ -723,25 +1098,39 @@
           <w:tblHeader w:val="true"/>
         </w:trPr>
         <w:tc>
-          <w:tcPr/>
-          <w:p>
-            <w:pPr>
-              <w:pStyle w:val="Compact"/>
-              <w:jc w:val="left"/>
-            </w:pPr>
-            <w:r>
+          <w:tcPr>
+            <w:shd w:fill="0099CC" w:val="clear"/>
+          </w:tcPr>
+          <w:p>
+            <w:pPr>
+              <w:pStyle w:val="Compact"/>
+              <w:jc w:val="left"/>
+            </w:pPr>
+            <w:r>
+              <w:rPr>
+                <w:b/>
+                <w:color w:val="FFFFFF"/>
+                <w:sz w:val="20"/>
+              </w:rPr>
               <w:t xml:space="preserve">Field</w:t>
             </w:r>
           </w:p>
         </w:tc>
         <w:tc>
-          <w:tcPr/>
-          <w:p>
-            <w:pPr>
-              <w:pStyle w:val="Compact"/>
-              <w:jc w:val="left"/>
-            </w:pPr>
-            <w:r>
+          <w:tcPr>
+            <w:shd w:fill="0099CC" w:val="clear"/>
+          </w:tcPr>
+          <w:p>
+            <w:pPr>
+              <w:pStyle w:val="Compact"/>
+              <w:jc w:val="left"/>
+            </w:pPr>
+            <w:r>
+              <w:rPr>
+                <w:b/>
+                <w:color w:val="FFFFFF"/>
+                <w:sz w:val="20"/>
+              </w:rPr>
               <w:t xml:space="preserve">Details</w:t>
             </w:r>
           </w:p>
@@ -749,7 +1138,9 @@
       </w:tr>
       <w:tr>
         <w:tc>
-          <w:tcPr/>
+          <w:tcPr>
+            <w:shd w:fill="FFFFFF" w:val="clear"/>
+          </w:tcPr>
           <w:p>
             <w:pPr>
               <w:pStyle w:val="Compact"/>
@@ -759,19 +1150,27 @@
               <w:rPr>
                 <w:bCs/>
                 <w:b/>
+                <w:color w:val="1A1A1A"/>
+                <w:sz w:val="19"/>
               </w:rPr>
               <w:t xml:space="preserve">Company:</w:t>
             </w:r>
           </w:p>
         </w:tc>
         <w:tc>
-          <w:tcPr/>
-          <w:p>
-            <w:pPr>
-              <w:pStyle w:val="Compact"/>
-              <w:jc w:val="left"/>
-            </w:pPr>
-            <w:r>
+          <w:tcPr>
+            <w:shd w:fill="FFFFFF" w:val="clear"/>
+          </w:tcPr>
+          <w:p>
+            <w:pPr>
+              <w:pStyle w:val="Compact"/>
+              <w:jc w:val="left"/>
+            </w:pPr>
+            <w:r>
+              <w:rPr>
+                <w:color w:val="1A1A1A"/>
+                <w:sz w:val="19"/>
+              </w:rPr>
               <w:t xml:space="preserve">PECH Group Holdings Ltd</w:t>
             </w:r>
           </w:p>
@@ -779,7 +1178,9 @@
       </w:tr>
       <w:tr>
         <w:tc>
-          <w:tcPr/>
+          <w:tcPr>
+            <w:shd w:fill="E8F8FF" w:val="clear"/>
+          </w:tcPr>
           <w:p>
             <w:pPr>
               <w:pStyle w:val="Compact"/>
@@ -789,19 +1190,27 @@
               <w:rPr>
                 <w:bCs/>
                 <w:b/>
+                <w:color w:val="1A1A1A"/>
+                <w:sz w:val="19"/>
               </w:rPr>
               <w:t xml:space="preserve">Address:</w:t>
             </w:r>
           </w:p>
         </w:tc>
         <w:tc>
-          <w:tcPr/>
-          <w:p>
-            <w:pPr>
-              <w:pStyle w:val="Compact"/>
-              <w:jc w:val="left"/>
-            </w:pPr>
-            <w:r>
+          <w:tcPr>
+            <w:shd w:fill="E8F8FF" w:val="clear"/>
+          </w:tcPr>
+          <w:p>
+            <w:pPr>
+              <w:pStyle w:val="Compact"/>
+              <w:jc w:val="left"/>
+            </w:pPr>
+            <w:r>
+              <w:rPr>
+                <w:color w:val="1A1A1A"/>
+                <w:sz w:val="19"/>
+              </w:rPr>
               <w:t xml:space="preserve">Lagos, Nigeria</w:t>
             </w:r>
           </w:p>
@@ -809,7 +1218,9 @@
       </w:tr>
       <w:tr>
         <w:tc>
-          <w:tcPr/>
+          <w:tcPr>
+            <w:shd w:fill="FFFFFF" w:val="clear"/>
+          </w:tcPr>
           <w:p>
             <w:pPr>
               <w:pStyle w:val="Compact"/>
@@ -819,19 +1230,27 @@
               <w:rPr>
                 <w:bCs/>
                 <w:b/>
+                <w:color w:val="1A1A1A"/>
+                <w:sz w:val="19"/>
               </w:rPr>
               <w:t xml:space="preserve">Contact Person:</w:t>
             </w:r>
           </w:p>
         </w:tc>
         <w:tc>
-          <w:tcPr/>
-          <w:p>
-            <w:pPr>
-              <w:pStyle w:val="Compact"/>
-              <w:jc w:val="left"/>
-            </w:pPr>
-            <w:r>
+          <w:tcPr>
+            <w:shd w:fill="FFFFFF" w:val="clear"/>
+          </w:tcPr>
+          <w:p>
+            <w:pPr>
+              <w:pStyle w:val="Compact"/>
+              <w:jc w:val="left"/>
+            </w:pPr>
+            <w:r>
+              <w:rPr>
+                <w:color w:val="1A1A1A"/>
+                <w:sz w:val="19"/>
+              </w:rPr>
               <w:t xml:space="preserve">__________________________________________</w:t>
             </w:r>
           </w:p>
@@ -839,7 +1258,9 @@
       </w:tr>
       <w:tr>
         <w:tc>
-          <w:tcPr/>
+          <w:tcPr>
+            <w:shd w:fill="E8F8FF" w:val="clear"/>
+          </w:tcPr>
           <w:p>
             <w:pPr>
               <w:pStyle w:val="Compact"/>
@@ -849,19 +1270,27 @@
               <w:rPr>
                 <w:bCs/>
                 <w:b/>
+                <w:color w:val="1A1A1A"/>
+                <w:sz w:val="19"/>
               </w:rPr>
               <w:t xml:space="preserve">Department:</w:t>
             </w:r>
           </w:p>
         </w:tc>
         <w:tc>
-          <w:tcPr/>
-          <w:p>
-            <w:pPr>
-              <w:pStyle w:val="Compact"/>
-              <w:jc w:val="left"/>
-            </w:pPr>
-            <w:r>
+          <w:tcPr>
+            <w:shd w:fill="E8F8FF" w:val="clear"/>
+          </w:tcPr>
+          <w:p>
+            <w:pPr>
+              <w:pStyle w:val="Compact"/>
+              <w:jc w:val="left"/>
+            </w:pPr>
+            <w:r>
+              <w:rPr>
+                <w:color w:val="1A1A1A"/>
+                <w:sz w:val="19"/>
+              </w:rPr>
               <w:t xml:space="preserve">__________________________________________</w:t>
             </w:r>
           </w:p>
@@ -869,7 +1298,9 @@
       </w:tr>
       <w:tr>
         <w:tc>
-          <w:tcPr/>
+          <w:tcPr>
+            <w:shd w:fill="FFFFFF" w:val="clear"/>
+          </w:tcPr>
           <w:p>
             <w:pPr>
               <w:pStyle w:val="Compact"/>
@@ -879,19 +1310,27 @@
               <w:rPr>
                 <w:bCs/>
                 <w:b/>
+                <w:color w:val="1A1A1A"/>
+                <w:sz w:val="19"/>
               </w:rPr>
               <w:t xml:space="preserve">Phone:</w:t>
             </w:r>
           </w:p>
         </w:tc>
         <w:tc>
-          <w:tcPr/>
-          <w:p>
-            <w:pPr>
-              <w:pStyle w:val="Compact"/>
-              <w:jc w:val="left"/>
-            </w:pPr>
-            <w:r>
+          <w:tcPr>
+            <w:shd w:fill="FFFFFF" w:val="clear"/>
+          </w:tcPr>
+          <w:p>
+            <w:pPr>
+              <w:pStyle w:val="Compact"/>
+              <w:jc w:val="left"/>
+            </w:pPr>
+            <w:r>
+              <w:rPr>
+                <w:color w:val="1A1A1A"/>
+                <w:sz w:val="19"/>
+              </w:rPr>
               <w:t xml:space="preserve">__________________________________________</w:t>
             </w:r>
           </w:p>
@@ -899,7 +1338,9 @@
       </w:tr>
       <w:tr>
         <w:tc>
-          <w:tcPr/>
+          <w:tcPr>
+            <w:shd w:fill="E8F8FF" w:val="clear"/>
+          </w:tcPr>
           <w:p>
             <w:pPr>
               <w:pStyle w:val="Compact"/>
@@ -909,19 +1350,27 @@
               <w:rPr>
                 <w:bCs/>
                 <w:b/>
+                <w:color w:val="1A1A1A"/>
+                <w:sz w:val="19"/>
               </w:rPr>
               <w:t xml:space="preserve">Email:</w:t>
             </w:r>
           </w:p>
         </w:tc>
         <w:tc>
-          <w:tcPr/>
-          <w:p>
-            <w:pPr>
-              <w:pStyle w:val="Compact"/>
-              <w:jc w:val="left"/>
-            </w:pPr>
-            <w:r>
+          <w:tcPr>
+            <w:shd w:fill="E8F8FF" w:val="clear"/>
+          </w:tcPr>
+          <w:p>
+            <w:pPr>
+              <w:pStyle w:val="Compact"/>
+              <w:jc w:val="left"/>
+            </w:pPr>
+            <w:r>
+              <w:rPr>
+                <w:color w:val="1A1A1A"/>
+                <w:sz w:val="19"/>
+              </w:rPr>
               <w:t xml:space="preserve">__________________________________________</w:t>
             </w:r>
           </w:p>
@@ -939,9 +1388,29 @@
     <w:bookmarkStart w:id="26" w:name="order-items"/>
     <w:p>
       <w:pPr>
+        <w:pBdr>
+          <w:top w:val="single" w:sz="18" w:space="1" w:color="F5A623"/>
+          <w:bottom w:val="single" w:sz="6" w:space="1" w:color="0099CC"/>
+        </w:pBdr>
+        <w:spacing w:before="200" w:after="200"/>
+      </w:pPr>
+    </w:p>
+    <w:p>
+      <w:pPr>
         <w:pStyle w:val="Heading2"/>
-      </w:pPr>
-      <w:r>
+        <w:rPr>
+          <w:color w:val="0099CC"/>
+        </w:rPr>
+        <w:pBdr>
+          <w:bottom w:val="single" w:sz="6" w:space="2" w:color="00BFFF"/>
+        </w:pBdr>
+      </w:pPr>
+      <w:r>
+        <w:rPr>
+          <w:b/>
+          <w:color w:val="0099CC"/>
+          <w:sz w:val="32"/>
+        </w:rPr>
         <w:t xml:space="preserve">ORDER ITEMS</w:t>
       </w:r>
     </w:p>
@@ -951,6 +1420,14 @@
         <w:tblW w:type="auto" w:w="0"/>
         <w:tblLook w:firstRow="1" w:lastRow="0" w:firstColumn="0" w:lastColumn="0" w:noHBand="0" w:noVBand="0" w:val="0020"/>
         <w:jc w:val="start"/>
+        <w:tblBorders>
+          <w:top w:val="single" w:sz="4" w:space="0" w:color="B0D4E8"/>
+          <w:left w:val="single" w:sz="4" w:space="0" w:color="B0D4E8"/>
+          <w:bottom w:val="single" w:sz="4" w:space="0" w:color="B0D4E8"/>
+          <w:right w:val="single" w:sz="4" w:space="0" w:color="B0D4E8"/>
+          <w:insideH w:val="single" w:sz="4" w:space="0" w:color="B0D4E8"/>
+          <w:insideV w:val="single" w:sz="4" w:space="0" w:color="B0D4E8"/>
+        </w:tblBorders>
       </w:tblPr>
       <w:tblGrid>
         <w:gridCol w:w="1320"/>
@@ -965,73 +1442,115 @@
           <w:tblHeader w:val="true"/>
         </w:trPr>
         <w:tc>
-          <w:tcPr/>
-          <w:p>
-            <w:pPr>
-              <w:pStyle w:val="Compact"/>
-              <w:jc w:val="left"/>
-            </w:pPr>
-            <w:r>
+          <w:tcPr>
+            <w:shd w:fill="0099CC" w:val="clear"/>
+          </w:tcPr>
+          <w:p>
+            <w:pPr>
+              <w:pStyle w:val="Compact"/>
+              <w:jc w:val="left"/>
+            </w:pPr>
+            <w:r>
+              <w:rPr>
+                <w:b/>
+                <w:color w:val="FFFFFF"/>
+                <w:sz w:val="20"/>
+              </w:rPr>
               <w:t xml:space="preserve">Item No.</w:t>
             </w:r>
           </w:p>
         </w:tc>
         <w:tc>
-          <w:tcPr/>
-          <w:p>
-            <w:pPr>
-              <w:pStyle w:val="Compact"/>
-              <w:jc w:val="left"/>
-            </w:pPr>
-            <w:r>
+          <w:tcPr>
+            <w:shd w:fill="0099CC" w:val="clear"/>
+          </w:tcPr>
+          <w:p>
+            <w:pPr>
+              <w:pStyle w:val="Compact"/>
+              <w:jc w:val="left"/>
+            </w:pPr>
+            <w:r>
+              <w:rPr>
+                <w:b/>
+                <w:color w:val="FFFFFF"/>
+                <w:sz w:val="20"/>
+              </w:rPr>
               <w:t xml:space="preserve">Description</w:t>
             </w:r>
           </w:p>
         </w:tc>
         <w:tc>
-          <w:tcPr/>
-          <w:p>
-            <w:pPr>
-              <w:pStyle w:val="Compact"/>
-              <w:jc w:val="left"/>
-            </w:pPr>
-            <w:r>
+          <w:tcPr>
+            <w:shd w:fill="0099CC" w:val="clear"/>
+          </w:tcPr>
+          <w:p>
+            <w:pPr>
+              <w:pStyle w:val="Compact"/>
+              <w:jc w:val="left"/>
+            </w:pPr>
+            <w:r>
+              <w:rPr>
+                <w:b/>
+                <w:color w:val="FFFFFF"/>
+                <w:sz w:val="20"/>
+              </w:rPr>
               <w:t xml:space="preserve">Qty</w:t>
             </w:r>
           </w:p>
         </w:tc>
         <w:tc>
-          <w:tcPr/>
-          <w:p>
-            <w:pPr>
-              <w:pStyle w:val="Compact"/>
-              <w:jc w:val="left"/>
-            </w:pPr>
-            <w:r>
+          <w:tcPr>
+            <w:shd w:fill="0099CC" w:val="clear"/>
+          </w:tcPr>
+          <w:p>
+            <w:pPr>
+              <w:pStyle w:val="Compact"/>
+              <w:jc w:val="left"/>
+            </w:pPr>
+            <w:r>
+              <w:rPr>
+                <w:b/>
+                <w:color w:val="FFFFFF"/>
+                <w:sz w:val="20"/>
+              </w:rPr>
               <w:t xml:space="preserve">Unit</w:t>
             </w:r>
           </w:p>
         </w:tc>
         <w:tc>
-          <w:tcPr/>
-          <w:p>
-            <w:pPr>
-              <w:pStyle w:val="Compact"/>
-              <w:jc w:val="left"/>
-            </w:pPr>
-            <w:r>
+          <w:tcPr>
+            <w:shd w:fill="0099CC" w:val="clear"/>
+          </w:tcPr>
+          <w:p>
+            <w:pPr>
+              <w:pStyle w:val="Compact"/>
+              <w:jc w:val="left"/>
+            </w:pPr>
+            <w:r>
+              <w:rPr>
+                <w:b/>
+                <w:color w:val="FFFFFF"/>
+                <w:sz w:val="20"/>
+              </w:rPr>
               <w:t xml:space="preserve">Unit Price (₦)</w:t>
             </w:r>
           </w:p>
         </w:tc>
         <w:tc>
-          <w:tcPr/>
-          <w:p>
-            <w:pPr>
-              <w:pStyle w:val="Compact"/>
-              <w:jc w:val="left"/>
-            </w:pPr>
-            <w:r>
+          <w:tcPr>
+            <w:shd w:fill="0099CC" w:val="clear"/>
+          </w:tcPr>
+          <w:p>
+            <w:pPr>
+              <w:pStyle w:val="Compact"/>
+              <w:jc w:val="left"/>
+            </w:pPr>
+            <w:r>
+              <w:rPr>
+                <w:b/>
+                <w:color w:val="FFFFFF"/>
+                <w:sz w:val="20"/>
+              </w:rPr>
               <w:t xml:space="preserve">Total (₦)</w:t>
             </w:r>
           </w:p>
@@ -1039,537 +1558,697 @@
       </w:tr>
       <w:tr>
         <w:tc>
-          <w:tcPr/>
-          <w:p>
-            <w:pPr>
-              <w:pStyle w:val="Compact"/>
-              <w:jc w:val="left"/>
-            </w:pPr>
-            <w:r>
+          <w:tcPr>
+            <w:shd w:fill="FFFFFF" w:val="clear"/>
+          </w:tcPr>
+          <w:p>
+            <w:pPr>
+              <w:pStyle w:val="Compact"/>
+              <w:jc w:val="left"/>
+            </w:pPr>
+            <w:r>
+              <w:rPr>
+                <w:color w:val="1A1A1A"/>
+                <w:sz w:val="19"/>
+              </w:rPr>
               <w:t xml:space="preserve">1</w:t>
             </w:r>
           </w:p>
         </w:tc>
         <w:tc>
-          <w:tcPr/>
-          <w:p>
-            <w:pPr>
-              <w:pStyle w:val="Compact"/>
-            </w:pPr>
-          </w:p>
-        </w:tc>
-        <w:tc>
-          <w:tcPr/>
-          <w:p>
-            <w:pPr>
-              <w:pStyle w:val="Compact"/>
-            </w:pPr>
-          </w:p>
-        </w:tc>
-        <w:tc>
-          <w:tcPr/>
-          <w:p>
-            <w:pPr>
-              <w:pStyle w:val="Compact"/>
-            </w:pPr>
-          </w:p>
-        </w:tc>
-        <w:tc>
-          <w:tcPr/>
-          <w:p>
-            <w:pPr>
-              <w:pStyle w:val="Compact"/>
-            </w:pPr>
-          </w:p>
-        </w:tc>
-        <w:tc>
-          <w:tcPr/>
-          <w:p>
-            <w:pPr>
-              <w:pStyle w:val="Compact"/>
-            </w:pPr>
-          </w:p>
-        </w:tc>
-      </w:tr>
-      <w:tr>
-        <w:tc>
-          <w:tcPr/>
-          <w:p>
-            <w:pPr>
-              <w:pStyle w:val="Compact"/>
-              <w:jc w:val="left"/>
-            </w:pPr>
-            <w:r>
+          <w:tcPr>
+            <w:shd w:fill="FFFFFF" w:val="clear"/>
+          </w:tcPr>
+          <w:p>
+            <w:pPr>
+              <w:pStyle w:val="Compact"/>
+            </w:pPr>
+          </w:p>
+        </w:tc>
+        <w:tc>
+          <w:tcPr>
+            <w:shd w:fill="FFFFFF" w:val="clear"/>
+          </w:tcPr>
+          <w:p>
+            <w:pPr>
+              <w:pStyle w:val="Compact"/>
+            </w:pPr>
+          </w:p>
+        </w:tc>
+        <w:tc>
+          <w:tcPr>
+            <w:shd w:fill="FFFFFF" w:val="clear"/>
+          </w:tcPr>
+          <w:p>
+            <w:pPr>
+              <w:pStyle w:val="Compact"/>
+            </w:pPr>
+          </w:p>
+        </w:tc>
+        <w:tc>
+          <w:tcPr>
+            <w:shd w:fill="FFFFFF" w:val="clear"/>
+          </w:tcPr>
+          <w:p>
+            <w:pPr>
+              <w:pStyle w:val="Compact"/>
+            </w:pPr>
+          </w:p>
+        </w:tc>
+        <w:tc>
+          <w:tcPr>
+            <w:shd w:fill="FFFFFF" w:val="clear"/>
+          </w:tcPr>
+          <w:p>
+            <w:pPr>
+              <w:pStyle w:val="Compact"/>
+            </w:pPr>
+          </w:p>
+        </w:tc>
+      </w:tr>
+      <w:tr>
+        <w:tc>
+          <w:tcPr>
+            <w:shd w:fill="E8F8FF" w:val="clear"/>
+          </w:tcPr>
+          <w:p>
+            <w:pPr>
+              <w:pStyle w:val="Compact"/>
+              <w:jc w:val="left"/>
+            </w:pPr>
+            <w:r>
+              <w:rPr>
+                <w:color w:val="1A1A1A"/>
+                <w:sz w:val="19"/>
+              </w:rPr>
               <w:t xml:space="preserve">2</w:t>
             </w:r>
           </w:p>
         </w:tc>
         <w:tc>
-          <w:tcPr/>
-          <w:p>
-            <w:pPr>
-              <w:pStyle w:val="Compact"/>
-            </w:pPr>
-          </w:p>
-        </w:tc>
-        <w:tc>
-          <w:tcPr/>
-          <w:p>
-            <w:pPr>
-              <w:pStyle w:val="Compact"/>
-            </w:pPr>
-          </w:p>
-        </w:tc>
-        <w:tc>
-          <w:tcPr/>
-          <w:p>
-            <w:pPr>
-              <w:pStyle w:val="Compact"/>
-            </w:pPr>
-          </w:p>
-        </w:tc>
-        <w:tc>
-          <w:tcPr/>
-          <w:p>
-            <w:pPr>
-              <w:pStyle w:val="Compact"/>
-            </w:pPr>
-          </w:p>
-        </w:tc>
-        <w:tc>
-          <w:tcPr/>
-          <w:p>
-            <w:pPr>
-              <w:pStyle w:val="Compact"/>
-            </w:pPr>
-          </w:p>
-        </w:tc>
-      </w:tr>
-      <w:tr>
-        <w:tc>
-          <w:tcPr/>
-          <w:p>
-            <w:pPr>
-              <w:pStyle w:val="Compact"/>
-              <w:jc w:val="left"/>
-            </w:pPr>
-            <w:r>
+          <w:tcPr>
+            <w:shd w:fill="E8F8FF" w:val="clear"/>
+          </w:tcPr>
+          <w:p>
+            <w:pPr>
+              <w:pStyle w:val="Compact"/>
+            </w:pPr>
+          </w:p>
+        </w:tc>
+        <w:tc>
+          <w:tcPr>
+            <w:shd w:fill="E8F8FF" w:val="clear"/>
+          </w:tcPr>
+          <w:p>
+            <w:pPr>
+              <w:pStyle w:val="Compact"/>
+            </w:pPr>
+          </w:p>
+        </w:tc>
+        <w:tc>
+          <w:tcPr>
+            <w:shd w:fill="E8F8FF" w:val="clear"/>
+          </w:tcPr>
+          <w:p>
+            <w:pPr>
+              <w:pStyle w:val="Compact"/>
+            </w:pPr>
+          </w:p>
+        </w:tc>
+        <w:tc>
+          <w:tcPr>
+            <w:shd w:fill="E8F8FF" w:val="clear"/>
+          </w:tcPr>
+          <w:p>
+            <w:pPr>
+              <w:pStyle w:val="Compact"/>
+            </w:pPr>
+          </w:p>
+        </w:tc>
+        <w:tc>
+          <w:tcPr>
+            <w:shd w:fill="E8F8FF" w:val="clear"/>
+          </w:tcPr>
+          <w:p>
+            <w:pPr>
+              <w:pStyle w:val="Compact"/>
+            </w:pPr>
+          </w:p>
+        </w:tc>
+      </w:tr>
+      <w:tr>
+        <w:tc>
+          <w:tcPr>
+            <w:shd w:fill="FFFFFF" w:val="clear"/>
+          </w:tcPr>
+          <w:p>
+            <w:pPr>
+              <w:pStyle w:val="Compact"/>
+              <w:jc w:val="left"/>
+            </w:pPr>
+            <w:r>
+              <w:rPr>
+                <w:color w:val="1A1A1A"/>
+                <w:sz w:val="19"/>
+              </w:rPr>
               <w:t xml:space="preserve">3</w:t>
             </w:r>
           </w:p>
         </w:tc>
         <w:tc>
-          <w:tcPr/>
-          <w:p>
-            <w:pPr>
-              <w:pStyle w:val="Compact"/>
-            </w:pPr>
-          </w:p>
-        </w:tc>
-        <w:tc>
-          <w:tcPr/>
-          <w:p>
-            <w:pPr>
-              <w:pStyle w:val="Compact"/>
-            </w:pPr>
-          </w:p>
-        </w:tc>
-        <w:tc>
-          <w:tcPr/>
-          <w:p>
-            <w:pPr>
-              <w:pStyle w:val="Compact"/>
-            </w:pPr>
-          </w:p>
-        </w:tc>
-        <w:tc>
-          <w:tcPr/>
-          <w:p>
-            <w:pPr>
-              <w:pStyle w:val="Compact"/>
-            </w:pPr>
-          </w:p>
-        </w:tc>
-        <w:tc>
-          <w:tcPr/>
-          <w:p>
-            <w:pPr>
-              <w:pStyle w:val="Compact"/>
-            </w:pPr>
-          </w:p>
-        </w:tc>
-      </w:tr>
-      <w:tr>
-        <w:tc>
-          <w:tcPr/>
-          <w:p>
-            <w:pPr>
-              <w:pStyle w:val="Compact"/>
-              <w:jc w:val="left"/>
-            </w:pPr>
-            <w:r>
+          <w:tcPr>
+            <w:shd w:fill="FFFFFF" w:val="clear"/>
+          </w:tcPr>
+          <w:p>
+            <w:pPr>
+              <w:pStyle w:val="Compact"/>
+            </w:pPr>
+          </w:p>
+        </w:tc>
+        <w:tc>
+          <w:tcPr>
+            <w:shd w:fill="FFFFFF" w:val="clear"/>
+          </w:tcPr>
+          <w:p>
+            <w:pPr>
+              <w:pStyle w:val="Compact"/>
+            </w:pPr>
+          </w:p>
+        </w:tc>
+        <w:tc>
+          <w:tcPr>
+            <w:shd w:fill="FFFFFF" w:val="clear"/>
+          </w:tcPr>
+          <w:p>
+            <w:pPr>
+              <w:pStyle w:val="Compact"/>
+            </w:pPr>
+          </w:p>
+        </w:tc>
+        <w:tc>
+          <w:tcPr>
+            <w:shd w:fill="FFFFFF" w:val="clear"/>
+          </w:tcPr>
+          <w:p>
+            <w:pPr>
+              <w:pStyle w:val="Compact"/>
+            </w:pPr>
+          </w:p>
+        </w:tc>
+        <w:tc>
+          <w:tcPr>
+            <w:shd w:fill="FFFFFF" w:val="clear"/>
+          </w:tcPr>
+          <w:p>
+            <w:pPr>
+              <w:pStyle w:val="Compact"/>
+            </w:pPr>
+          </w:p>
+        </w:tc>
+      </w:tr>
+      <w:tr>
+        <w:tc>
+          <w:tcPr>
+            <w:shd w:fill="E8F8FF" w:val="clear"/>
+          </w:tcPr>
+          <w:p>
+            <w:pPr>
+              <w:pStyle w:val="Compact"/>
+              <w:jc w:val="left"/>
+            </w:pPr>
+            <w:r>
+              <w:rPr>
+                <w:color w:val="1A1A1A"/>
+                <w:sz w:val="19"/>
+              </w:rPr>
               <w:t xml:space="preserve">4</w:t>
             </w:r>
           </w:p>
         </w:tc>
         <w:tc>
-          <w:tcPr/>
-          <w:p>
-            <w:pPr>
-              <w:pStyle w:val="Compact"/>
-            </w:pPr>
-          </w:p>
-        </w:tc>
-        <w:tc>
-          <w:tcPr/>
-          <w:p>
-            <w:pPr>
-              <w:pStyle w:val="Compact"/>
-            </w:pPr>
-          </w:p>
-        </w:tc>
-        <w:tc>
-          <w:tcPr/>
-          <w:p>
-            <w:pPr>
-              <w:pStyle w:val="Compact"/>
-            </w:pPr>
-          </w:p>
-        </w:tc>
-        <w:tc>
-          <w:tcPr/>
-          <w:p>
-            <w:pPr>
-              <w:pStyle w:val="Compact"/>
-            </w:pPr>
-          </w:p>
-        </w:tc>
-        <w:tc>
-          <w:tcPr/>
-          <w:p>
-            <w:pPr>
-              <w:pStyle w:val="Compact"/>
-            </w:pPr>
-          </w:p>
-        </w:tc>
-      </w:tr>
-      <w:tr>
-        <w:tc>
-          <w:tcPr/>
-          <w:p>
-            <w:pPr>
-              <w:pStyle w:val="Compact"/>
-              <w:jc w:val="left"/>
-            </w:pPr>
-            <w:r>
+          <w:tcPr>
+            <w:shd w:fill="E8F8FF" w:val="clear"/>
+          </w:tcPr>
+          <w:p>
+            <w:pPr>
+              <w:pStyle w:val="Compact"/>
+            </w:pPr>
+          </w:p>
+        </w:tc>
+        <w:tc>
+          <w:tcPr>
+            <w:shd w:fill="E8F8FF" w:val="clear"/>
+          </w:tcPr>
+          <w:p>
+            <w:pPr>
+              <w:pStyle w:val="Compact"/>
+            </w:pPr>
+          </w:p>
+        </w:tc>
+        <w:tc>
+          <w:tcPr>
+            <w:shd w:fill="E8F8FF" w:val="clear"/>
+          </w:tcPr>
+          <w:p>
+            <w:pPr>
+              <w:pStyle w:val="Compact"/>
+            </w:pPr>
+          </w:p>
+        </w:tc>
+        <w:tc>
+          <w:tcPr>
+            <w:shd w:fill="E8F8FF" w:val="clear"/>
+          </w:tcPr>
+          <w:p>
+            <w:pPr>
+              <w:pStyle w:val="Compact"/>
+            </w:pPr>
+          </w:p>
+        </w:tc>
+        <w:tc>
+          <w:tcPr>
+            <w:shd w:fill="E8F8FF" w:val="clear"/>
+          </w:tcPr>
+          <w:p>
+            <w:pPr>
+              <w:pStyle w:val="Compact"/>
+            </w:pPr>
+          </w:p>
+        </w:tc>
+      </w:tr>
+      <w:tr>
+        <w:tc>
+          <w:tcPr>
+            <w:shd w:fill="FFFFFF" w:val="clear"/>
+          </w:tcPr>
+          <w:p>
+            <w:pPr>
+              <w:pStyle w:val="Compact"/>
+              <w:jc w:val="left"/>
+            </w:pPr>
+            <w:r>
+              <w:rPr>
+                <w:color w:val="1A1A1A"/>
+                <w:sz w:val="19"/>
+              </w:rPr>
               <w:t xml:space="preserve">5</w:t>
             </w:r>
           </w:p>
         </w:tc>
         <w:tc>
-          <w:tcPr/>
-          <w:p>
-            <w:pPr>
-              <w:pStyle w:val="Compact"/>
-            </w:pPr>
-          </w:p>
-        </w:tc>
-        <w:tc>
-          <w:tcPr/>
-          <w:p>
-            <w:pPr>
-              <w:pStyle w:val="Compact"/>
-            </w:pPr>
-          </w:p>
-        </w:tc>
-        <w:tc>
-          <w:tcPr/>
-          <w:p>
-            <w:pPr>
-              <w:pStyle w:val="Compact"/>
-            </w:pPr>
-          </w:p>
-        </w:tc>
-        <w:tc>
-          <w:tcPr/>
-          <w:p>
-            <w:pPr>
-              <w:pStyle w:val="Compact"/>
-            </w:pPr>
-          </w:p>
-        </w:tc>
-        <w:tc>
-          <w:tcPr/>
-          <w:p>
-            <w:pPr>
-              <w:pStyle w:val="Compact"/>
-            </w:pPr>
-          </w:p>
-        </w:tc>
-      </w:tr>
-      <w:tr>
-        <w:tc>
-          <w:tcPr/>
-          <w:p>
-            <w:pPr>
-              <w:pStyle w:val="Compact"/>
-              <w:jc w:val="left"/>
-            </w:pPr>
-            <w:r>
+          <w:tcPr>
+            <w:shd w:fill="FFFFFF" w:val="clear"/>
+          </w:tcPr>
+          <w:p>
+            <w:pPr>
+              <w:pStyle w:val="Compact"/>
+            </w:pPr>
+          </w:p>
+        </w:tc>
+        <w:tc>
+          <w:tcPr>
+            <w:shd w:fill="FFFFFF" w:val="clear"/>
+          </w:tcPr>
+          <w:p>
+            <w:pPr>
+              <w:pStyle w:val="Compact"/>
+            </w:pPr>
+          </w:p>
+        </w:tc>
+        <w:tc>
+          <w:tcPr>
+            <w:shd w:fill="FFFFFF" w:val="clear"/>
+          </w:tcPr>
+          <w:p>
+            <w:pPr>
+              <w:pStyle w:val="Compact"/>
+            </w:pPr>
+          </w:p>
+        </w:tc>
+        <w:tc>
+          <w:tcPr>
+            <w:shd w:fill="FFFFFF" w:val="clear"/>
+          </w:tcPr>
+          <w:p>
+            <w:pPr>
+              <w:pStyle w:val="Compact"/>
+            </w:pPr>
+          </w:p>
+        </w:tc>
+        <w:tc>
+          <w:tcPr>
+            <w:shd w:fill="FFFFFF" w:val="clear"/>
+          </w:tcPr>
+          <w:p>
+            <w:pPr>
+              <w:pStyle w:val="Compact"/>
+            </w:pPr>
+          </w:p>
+        </w:tc>
+      </w:tr>
+      <w:tr>
+        <w:tc>
+          <w:tcPr>
+            <w:shd w:fill="E8F8FF" w:val="clear"/>
+          </w:tcPr>
+          <w:p>
+            <w:pPr>
+              <w:pStyle w:val="Compact"/>
+              <w:jc w:val="left"/>
+            </w:pPr>
+            <w:r>
+              <w:rPr>
+                <w:color w:val="1A1A1A"/>
+                <w:sz w:val="19"/>
+              </w:rPr>
               <w:t xml:space="preserve">6</w:t>
             </w:r>
           </w:p>
         </w:tc>
         <w:tc>
-          <w:tcPr/>
-          <w:p>
-            <w:pPr>
-              <w:pStyle w:val="Compact"/>
-            </w:pPr>
-          </w:p>
-        </w:tc>
-        <w:tc>
-          <w:tcPr/>
-          <w:p>
-            <w:pPr>
-              <w:pStyle w:val="Compact"/>
-            </w:pPr>
-          </w:p>
-        </w:tc>
-        <w:tc>
-          <w:tcPr/>
-          <w:p>
-            <w:pPr>
-              <w:pStyle w:val="Compact"/>
-            </w:pPr>
-          </w:p>
-        </w:tc>
-        <w:tc>
-          <w:tcPr/>
-          <w:p>
-            <w:pPr>
-              <w:pStyle w:val="Compact"/>
-            </w:pPr>
-          </w:p>
-        </w:tc>
-        <w:tc>
-          <w:tcPr/>
-          <w:p>
-            <w:pPr>
-              <w:pStyle w:val="Compact"/>
-            </w:pPr>
-          </w:p>
-        </w:tc>
-      </w:tr>
-      <w:tr>
-        <w:tc>
-          <w:tcPr/>
-          <w:p>
-            <w:pPr>
-              <w:pStyle w:val="Compact"/>
-              <w:jc w:val="left"/>
-            </w:pPr>
-            <w:r>
+          <w:tcPr>
+            <w:shd w:fill="E8F8FF" w:val="clear"/>
+          </w:tcPr>
+          <w:p>
+            <w:pPr>
+              <w:pStyle w:val="Compact"/>
+            </w:pPr>
+          </w:p>
+        </w:tc>
+        <w:tc>
+          <w:tcPr>
+            <w:shd w:fill="E8F8FF" w:val="clear"/>
+          </w:tcPr>
+          <w:p>
+            <w:pPr>
+              <w:pStyle w:val="Compact"/>
+            </w:pPr>
+          </w:p>
+        </w:tc>
+        <w:tc>
+          <w:tcPr>
+            <w:shd w:fill="E8F8FF" w:val="clear"/>
+          </w:tcPr>
+          <w:p>
+            <w:pPr>
+              <w:pStyle w:val="Compact"/>
+            </w:pPr>
+          </w:p>
+        </w:tc>
+        <w:tc>
+          <w:tcPr>
+            <w:shd w:fill="E8F8FF" w:val="clear"/>
+          </w:tcPr>
+          <w:p>
+            <w:pPr>
+              <w:pStyle w:val="Compact"/>
+            </w:pPr>
+          </w:p>
+        </w:tc>
+        <w:tc>
+          <w:tcPr>
+            <w:shd w:fill="E8F8FF" w:val="clear"/>
+          </w:tcPr>
+          <w:p>
+            <w:pPr>
+              <w:pStyle w:val="Compact"/>
+            </w:pPr>
+          </w:p>
+        </w:tc>
+      </w:tr>
+      <w:tr>
+        <w:tc>
+          <w:tcPr>
+            <w:shd w:fill="FFFFFF" w:val="clear"/>
+          </w:tcPr>
+          <w:p>
+            <w:pPr>
+              <w:pStyle w:val="Compact"/>
+              <w:jc w:val="left"/>
+            </w:pPr>
+            <w:r>
+              <w:rPr>
+                <w:color w:val="1A1A1A"/>
+                <w:sz w:val="19"/>
+              </w:rPr>
               <w:t xml:space="preserve">7</w:t>
             </w:r>
           </w:p>
         </w:tc>
         <w:tc>
-          <w:tcPr/>
-          <w:p>
-            <w:pPr>
-              <w:pStyle w:val="Compact"/>
-            </w:pPr>
-          </w:p>
-        </w:tc>
-        <w:tc>
-          <w:tcPr/>
-          <w:p>
-            <w:pPr>
-              <w:pStyle w:val="Compact"/>
-            </w:pPr>
-          </w:p>
-        </w:tc>
-        <w:tc>
-          <w:tcPr/>
-          <w:p>
-            <w:pPr>
-              <w:pStyle w:val="Compact"/>
-            </w:pPr>
-          </w:p>
-        </w:tc>
-        <w:tc>
-          <w:tcPr/>
-          <w:p>
-            <w:pPr>
-              <w:pStyle w:val="Compact"/>
-            </w:pPr>
-          </w:p>
-        </w:tc>
-        <w:tc>
-          <w:tcPr/>
-          <w:p>
-            <w:pPr>
-              <w:pStyle w:val="Compact"/>
-            </w:pPr>
-          </w:p>
-        </w:tc>
-      </w:tr>
-      <w:tr>
-        <w:tc>
-          <w:tcPr/>
-          <w:p>
-            <w:pPr>
-              <w:pStyle w:val="Compact"/>
-              <w:jc w:val="left"/>
-            </w:pPr>
-            <w:r>
+          <w:tcPr>
+            <w:shd w:fill="FFFFFF" w:val="clear"/>
+          </w:tcPr>
+          <w:p>
+            <w:pPr>
+              <w:pStyle w:val="Compact"/>
+            </w:pPr>
+          </w:p>
+        </w:tc>
+        <w:tc>
+          <w:tcPr>
+            <w:shd w:fill="FFFFFF" w:val="clear"/>
+          </w:tcPr>
+          <w:p>
+            <w:pPr>
+              <w:pStyle w:val="Compact"/>
+            </w:pPr>
+          </w:p>
+        </w:tc>
+        <w:tc>
+          <w:tcPr>
+            <w:shd w:fill="FFFFFF" w:val="clear"/>
+          </w:tcPr>
+          <w:p>
+            <w:pPr>
+              <w:pStyle w:val="Compact"/>
+            </w:pPr>
+          </w:p>
+        </w:tc>
+        <w:tc>
+          <w:tcPr>
+            <w:shd w:fill="FFFFFF" w:val="clear"/>
+          </w:tcPr>
+          <w:p>
+            <w:pPr>
+              <w:pStyle w:val="Compact"/>
+            </w:pPr>
+          </w:p>
+        </w:tc>
+        <w:tc>
+          <w:tcPr>
+            <w:shd w:fill="FFFFFF" w:val="clear"/>
+          </w:tcPr>
+          <w:p>
+            <w:pPr>
+              <w:pStyle w:val="Compact"/>
+            </w:pPr>
+          </w:p>
+        </w:tc>
+      </w:tr>
+      <w:tr>
+        <w:tc>
+          <w:tcPr>
+            <w:shd w:fill="E8F8FF" w:val="clear"/>
+          </w:tcPr>
+          <w:p>
+            <w:pPr>
+              <w:pStyle w:val="Compact"/>
+              <w:jc w:val="left"/>
+            </w:pPr>
+            <w:r>
+              <w:rPr>
+                <w:color w:val="1A1A1A"/>
+                <w:sz w:val="19"/>
+              </w:rPr>
               <w:t xml:space="preserve">8</w:t>
             </w:r>
           </w:p>
         </w:tc>
         <w:tc>
-          <w:tcPr/>
-          <w:p>
-            <w:pPr>
-              <w:pStyle w:val="Compact"/>
-            </w:pPr>
-          </w:p>
-        </w:tc>
-        <w:tc>
-          <w:tcPr/>
-          <w:p>
-            <w:pPr>
-              <w:pStyle w:val="Compact"/>
-            </w:pPr>
-          </w:p>
-        </w:tc>
-        <w:tc>
-          <w:tcPr/>
-          <w:p>
-            <w:pPr>
-              <w:pStyle w:val="Compact"/>
-            </w:pPr>
-          </w:p>
-        </w:tc>
-        <w:tc>
-          <w:tcPr/>
-          <w:p>
-            <w:pPr>
-              <w:pStyle w:val="Compact"/>
-            </w:pPr>
-          </w:p>
-        </w:tc>
-        <w:tc>
-          <w:tcPr/>
-          <w:p>
-            <w:pPr>
-              <w:pStyle w:val="Compact"/>
-            </w:pPr>
-          </w:p>
-        </w:tc>
-      </w:tr>
-      <w:tr>
-        <w:tc>
-          <w:tcPr/>
-          <w:p>
-            <w:pPr>
-              <w:pStyle w:val="Compact"/>
-              <w:jc w:val="left"/>
-            </w:pPr>
-            <w:r>
+          <w:tcPr>
+            <w:shd w:fill="E8F8FF" w:val="clear"/>
+          </w:tcPr>
+          <w:p>
+            <w:pPr>
+              <w:pStyle w:val="Compact"/>
+            </w:pPr>
+          </w:p>
+        </w:tc>
+        <w:tc>
+          <w:tcPr>
+            <w:shd w:fill="E8F8FF" w:val="clear"/>
+          </w:tcPr>
+          <w:p>
+            <w:pPr>
+              <w:pStyle w:val="Compact"/>
+            </w:pPr>
+          </w:p>
+        </w:tc>
+        <w:tc>
+          <w:tcPr>
+            <w:shd w:fill="E8F8FF" w:val="clear"/>
+          </w:tcPr>
+          <w:p>
+            <w:pPr>
+              <w:pStyle w:val="Compact"/>
+            </w:pPr>
+          </w:p>
+        </w:tc>
+        <w:tc>
+          <w:tcPr>
+            <w:shd w:fill="E8F8FF" w:val="clear"/>
+          </w:tcPr>
+          <w:p>
+            <w:pPr>
+              <w:pStyle w:val="Compact"/>
+            </w:pPr>
+          </w:p>
+        </w:tc>
+        <w:tc>
+          <w:tcPr>
+            <w:shd w:fill="E8F8FF" w:val="clear"/>
+          </w:tcPr>
+          <w:p>
+            <w:pPr>
+              <w:pStyle w:val="Compact"/>
+            </w:pPr>
+          </w:p>
+        </w:tc>
+      </w:tr>
+      <w:tr>
+        <w:tc>
+          <w:tcPr>
+            <w:shd w:fill="FFFFFF" w:val="clear"/>
+          </w:tcPr>
+          <w:p>
+            <w:pPr>
+              <w:pStyle w:val="Compact"/>
+              <w:jc w:val="left"/>
+            </w:pPr>
+            <w:r>
+              <w:rPr>
+                <w:color w:val="1A1A1A"/>
+                <w:sz w:val="19"/>
+              </w:rPr>
               <w:t xml:space="preserve">9</w:t>
             </w:r>
           </w:p>
         </w:tc>
         <w:tc>
-          <w:tcPr/>
-          <w:p>
-            <w:pPr>
-              <w:pStyle w:val="Compact"/>
-            </w:pPr>
-          </w:p>
-        </w:tc>
-        <w:tc>
-          <w:tcPr/>
-          <w:p>
-            <w:pPr>
-              <w:pStyle w:val="Compact"/>
-            </w:pPr>
-          </w:p>
-        </w:tc>
-        <w:tc>
-          <w:tcPr/>
-          <w:p>
-            <w:pPr>
-              <w:pStyle w:val="Compact"/>
-            </w:pPr>
-          </w:p>
-        </w:tc>
-        <w:tc>
-          <w:tcPr/>
-          <w:p>
-            <w:pPr>
-              <w:pStyle w:val="Compact"/>
-            </w:pPr>
-          </w:p>
-        </w:tc>
-        <w:tc>
-          <w:tcPr/>
-          <w:p>
-            <w:pPr>
-              <w:pStyle w:val="Compact"/>
-            </w:pPr>
-          </w:p>
-        </w:tc>
-      </w:tr>
-      <w:tr>
-        <w:tc>
-          <w:tcPr/>
-          <w:p>
-            <w:pPr>
-              <w:pStyle w:val="Compact"/>
-              <w:jc w:val="left"/>
-            </w:pPr>
-            <w:r>
+          <w:tcPr>
+            <w:shd w:fill="FFFFFF" w:val="clear"/>
+          </w:tcPr>
+          <w:p>
+            <w:pPr>
+              <w:pStyle w:val="Compact"/>
+            </w:pPr>
+          </w:p>
+        </w:tc>
+        <w:tc>
+          <w:tcPr>
+            <w:shd w:fill="FFFFFF" w:val="clear"/>
+          </w:tcPr>
+          <w:p>
+            <w:pPr>
+              <w:pStyle w:val="Compact"/>
+            </w:pPr>
+          </w:p>
+        </w:tc>
+        <w:tc>
+          <w:tcPr>
+            <w:shd w:fill="FFFFFF" w:val="clear"/>
+          </w:tcPr>
+          <w:p>
+            <w:pPr>
+              <w:pStyle w:val="Compact"/>
+            </w:pPr>
+          </w:p>
+        </w:tc>
+        <w:tc>
+          <w:tcPr>
+            <w:shd w:fill="FFFFFF" w:val="clear"/>
+          </w:tcPr>
+          <w:p>
+            <w:pPr>
+              <w:pStyle w:val="Compact"/>
+            </w:pPr>
+          </w:p>
+        </w:tc>
+        <w:tc>
+          <w:tcPr>
+            <w:shd w:fill="FFFFFF" w:val="clear"/>
+          </w:tcPr>
+          <w:p>
+            <w:pPr>
+              <w:pStyle w:val="Compact"/>
+            </w:pPr>
+          </w:p>
+        </w:tc>
+      </w:tr>
+      <w:tr>
+        <w:tc>
+          <w:tcPr>
+            <w:shd w:fill="E8F8FF" w:val="clear"/>
+          </w:tcPr>
+          <w:p>
+            <w:pPr>
+              <w:pStyle w:val="Compact"/>
+              <w:jc w:val="left"/>
+            </w:pPr>
+            <w:r>
+              <w:rPr>
+                <w:color w:val="1A1A1A"/>
+                <w:sz w:val="19"/>
+              </w:rPr>
               <w:t xml:space="preserve">10</w:t>
             </w:r>
           </w:p>
         </w:tc>
         <w:tc>
-          <w:tcPr/>
-          <w:p>
-            <w:pPr>
-              <w:pStyle w:val="Compact"/>
-            </w:pPr>
-          </w:p>
-        </w:tc>
-        <w:tc>
-          <w:tcPr/>
-          <w:p>
-            <w:pPr>
-              <w:pStyle w:val="Compact"/>
-            </w:pPr>
-          </w:p>
-        </w:tc>
-        <w:tc>
-          <w:tcPr/>
-          <w:p>
-            <w:pPr>
-              <w:pStyle w:val="Compact"/>
-            </w:pPr>
-          </w:p>
-        </w:tc>
-        <w:tc>
-          <w:tcPr/>
-          <w:p>
-            <w:pPr>
-              <w:pStyle w:val="Compact"/>
-            </w:pPr>
-          </w:p>
-        </w:tc>
-        <w:tc>
-          <w:tcPr/>
+          <w:tcPr>
+            <w:shd w:fill="E8F8FF" w:val="clear"/>
+          </w:tcPr>
+          <w:p>
+            <w:pPr>
+              <w:pStyle w:val="Compact"/>
+            </w:pPr>
+          </w:p>
+        </w:tc>
+        <w:tc>
+          <w:tcPr>
+            <w:shd w:fill="E8F8FF" w:val="clear"/>
+          </w:tcPr>
+          <w:p>
+            <w:pPr>
+              <w:pStyle w:val="Compact"/>
+            </w:pPr>
+          </w:p>
+        </w:tc>
+        <w:tc>
+          <w:tcPr>
+            <w:shd w:fill="E8F8FF" w:val="clear"/>
+          </w:tcPr>
+          <w:p>
+            <w:pPr>
+              <w:pStyle w:val="Compact"/>
+            </w:pPr>
+          </w:p>
+        </w:tc>
+        <w:tc>
+          <w:tcPr>
+            <w:shd w:fill="E8F8FF" w:val="clear"/>
+          </w:tcPr>
+          <w:p>
+            <w:pPr>
+              <w:pStyle w:val="Compact"/>
+            </w:pPr>
+          </w:p>
+        </w:tc>
+        <w:tc>
+          <w:tcPr>
+            <w:shd w:fill="E8F8FF" w:val="clear"/>
+          </w:tcPr>
           <w:p>
             <w:pPr>
               <w:pStyle w:val="Compact"/>
@@ -1585,6 +2264,14 @@
         <w:tblW w:type="pct" w:w="5000"/>
         <w:tblLook w:firstRow="0" w:lastRow="0" w:firstColumn="0" w:lastColumn="0" w:noHBand="0" w:noVBand="0" w:val="0000"/>
         <w:jc w:val="start"/>
+        <w:tblBorders>
+          <w:top w:val="single" w:sz="4" w:space="0" w:color="B0D4E8"/>
+          <w:left w:val="single" w:sz="4" w:space="0" w:color="B0D4E8"/>
+          <w:bottom w:val="single" w:sz="4" w:space="0" w:color="B0D4E8"/>
+          <w:right w:val="single" w:sz="4" w:space="0" w:color="B0D4E8"/>
+          <w:insideH w:val="single" w:sz="4" w:space="0" w:color="B0D4E8"/>
+          <w:insideV w:val="single" w:sz="4" w:space="0" w:color="B0D4E8"/>
+        </w:tblBorders>
       </w:tblPr>
       <w:tblGrid>
         <w:gridCol w:w="3960"/>
@@ -1592,7 +2279,9 @@
       </w:tblGrid>
       <w:tr>
         <w:tc>
-          <w:tcPr/>
+          <w:tcPr>
+            <w:shd w:fill="0099CC" w:val="clear"/>
+          </w:tcPr>
           <w:p>
             <w:pPr>
               <w:pStyle w:val="Compact"/>
@@ -1602,19 +2291,28 @@
               <w:rPr>
                 <w:bCs/>
                 <w:b/>
+                <w:color w:val="FFFFFF"/>
+                <w:sz w:val="20"/>
               </w:rPr>
               <w:t xml:space="preserve">Subtotal (₦):</w:t>
             </w:r>
           </w:p>
         </w:tc>
         <w:tc>
-          <w:tcPr/>
-          <w:p>
-            <w:pPr>
-              <w:pStyle w:val="Compact"/>
-              <w:jc w:val="left"/>
-            </w:pPr>
-            <w:r>
+          <w:tcPr>
+            <w:shd w:fill="0099CC" w:val="clear"/>
+          </w:tcPr>
+          <w:p>
+            <w:pPr>
+              <w:pStyle w:val="Compact"/>
+              <w:jc w:val="left"/>
+            </w:pPr>
+            <w:r>
+              <w:rPr>
+                <w:b/>
+                <w:color w:val="FFFFFF"/>
+                <w:sz w:val="20"/>
+              </w:rPr>
               <w:t xml:space="preserve">__________________________________________</w:t>
             </w:r>
           </w:p>
@@ -1622,7 +2320,9 @@
       </w:tr>
       <w:tr>
         <w:tc>
-          <w:tcPr/>
+          <w:tcPr>
+            <w:shd w:fill="FFFFFF" w:val="clear"/>
+          </w:tcPr>
           <w:p>
             <w:pPr>
               <w:pStyle w:val="Compact"/>
@@ -1632,19 +2332,27 @@
               <w:rPr>
                 <w:bCs/>
                 <w:b/>
+                <w:color w:val="1A1A1A"/>
+                <w:sz w:val="19"/>
               </w:rPr>
               <w:t xml:space="preserve">VAT @ 7.5% (₦):</w:t>
             </w:r>
           </w:p>
         </w:tc>
         <w:tc>
-          <w:tcPr/>
-          <w:p>
-            <w:pPr>
-              <w:pStyle w:val="Compact"/>
-              <w:jc w:val="left"/>
-            </w:pPr>
-            <w:r>
+          <w:tcPr>
+            <w:shd w:fill="FFFFFF" w:val="clear"/>
+          </w:tcPr>
+          <w:p>
+            <w:pPr>
+              <w:pStyle w:val="Compact"/>
+              <w:jc w:val="left"/>
+            </w:pPr>
+            <w:r>
+              <w:rPr>
+                <w:color w:val="1A1A1A"/>
+                <w:sz w:val="19"/>
+              </w:rPr>
               <w:t xml:space="preserve">__________________________________________</w:t>
             </w:r>
           </w:p>
@@ -1652,7 +2360,9 @@
       </w:tr>
       <w:tr>
         <w:tc>
-          <w:tcPr/>
+          <w:tcPr>
+            <w:shd w:fill="E8F8FF" w:val="clear"/>
+          </w:tcPr>
           <w:p>
             <w:pPr>
               <w:pStyle w:val="Compact"/>
@@ -1662,19 +2372,27 @@
               <w:rPr>
                 <w:bCs/>
                 <w:b/>
+                <w:color w:val="1A1A1A"/>
+                <w:sz w:val="19"/>
               </w:rPr>
               <w:t xml:space="preserve">Shipping/Delivery (₦):</w:t>
             </w:r>
           </w:p>
         </w:tc>
         <w:tc>
-          <w:tcPr/>
-          <w:p>
-            <w:pPr>
-              <w:pStyle w:val="Compact"/>
-              <w:jc w:val="left"/>
-            </w:pPr>
-            <w:r>
+          <w:tcPr>
+            <w:shd w:fill="E8F8FF" w:val="clear"/>
+          </w:tcPr>
+          <w:p>
+            <w:pPr>
+              <w:pStyle w:val="Compact"/>
+              <w:jc w:val="left"/>
+            </w:pPr>
+            <w:r>
+              <w:rPr>
+                <w:color w:val="1A1A1A"/>
+                <w:sz w:val="19"/>
+              </w:rPr>
               <w:t xml:space="preserve">__________________________________________</w:t>
             </w:r>
           </w:p>
@@ -1682,7 +2400,9 @@
       </w:tr>
       <w:tr>
         <w:tc>
-          <w:tcPr/>
+          <w:tcPr>
+            <w:shd w:fill="FFFFFF" w:val="clear"/>
+          </w:tcPr>
           <w:p>
             <w:pPr>
               <w:pStyle w:val="Compact"/>
@@ -1692,19 +2412,27 @@
               <w:rPr>
                 <w:bCs/>
                 <w:b/>
+                <w:color w:val="1A1A1A"/>
+                <w:sz w:val="19"/>
               </w:rPr>
               <w:t xml:space="preserve">GRAND TOTAL (₦):</w:t>
             </w:r>
           </w:p>
         </w:tc>
         <w:tc>
-          <w:tcPr/>
-          <w:p>
-            <w:pPr>
-              <w:pStyle w:val="Compact"/>
-              <w:jc w:val="left"/>
-            </w:pPr>
-            <w:r>
+          <w:tcPr>
+            <w:shd w:fill="FFFFFF" w:val="clear"/>
+          </w:tcPr>
+          <w:p>
+            <w:pPr>
+              <w:pStyle w:val="Compact"/>
+              <w:jc w:val="left"/>
+            </w:pPr>
+            <w:r>
+              <w:rPr>
+                <w:color w:val="1A1A1A"/>
+                <w:sz w:val="19"/>
+              </w:rPr>
               <w:t xml:space="preserve">__________________________________________</w:t>
             </w:r>
           </w:p>
@@ -1722,9 +2450,29 @@
     <w:bookmarkStart w:id="27" w:name="delivery-instructions"/>
     <w:p>
       <w:pPr>
+        <w:pBdr>
+          <w:top w:val="single" w:sz="18" w:space="1" w:color="F5A623"/>
+          <w:bottom w:val="single" w:sz="6" w:space="1" w:color="0099CC"/>
+        </w:pBdr>
+        <w:spacing w:before="200" w:after="200"/>
+      </w:pPr>
+    </w:p>
+    <w:p>
+      <w:pPr>
         <w:pStyle w:val="Heading2"/>
-      </w:pPr>
-      <w:r>
+        <w:rPr>
+          <w:color w:val="0099CC"/>
+        </w:rPr>
+        <w:pBdr>
+          <w:bottom w:val="single" w:sz="6" w:space="2" w:color="00BFFF"/>
+        </w:pBdr>
+      </w:pPr>
+      <w:r>
+        <w:rPr>
+          <w:b/>
+          <w:color w:val="0099CC"/>
+          <w:sz w:val="32"/>
+        </w:rPr>
         <w:t xml:space="preserve">DELIVERY INSTRUCTIONS</w:t>
       </w:r>
     </w:p>
@@ -1734,6 +2482,14 @@
         <w:tblW w:type="pct" w:w="5000"/>
         <w:tblLook w:firstRow="1" w:lastRow="0" w:firstColumn="0" w:lastColumn="0" w:noHBand="0" w:noVBand="0" w:val="0020"/>
         <w:jc w:val="start"/>
+        <w:tblBorders>
+          <w:top w:val="single" w:sz="4" w:space="0" w:color="B0D4E8"/>
+          <w:left w:val="single" w:sz="4" w:space="0" w:color="B0D4E8"/>
+          <w:bottom w:val="single" w:sz="4" w:space="0" w:color="B0D4E8"/>
+          <w:right w:val="single" w:sz="4" w:space="0" w:color="B0D4E8"/>
+          <w:insideH w:val="single" w:sz="4" w:space="0" w:color="B0D4E8"/>
+          <w:insideV w:val="single" w:sz="4" w:space="0" w:color="B0D4E8"/>
+        </w:tblBorders>
       </w:tblPr>
       <w:tblGrid>
         <w:gridCol w:w="3960"/>
@@ -1744,25 +2500,39 @@
           <w:tblHeader w:val="true"/>
         </w:trPr>
         <w:tc>
-          <w:tcPr/>
-          <w:p>
-            <w:pPr>
-              <w:pStyle w:val="Compact"/>
-              <w:jc w:val="left"/>
-            </w:pPr>
-            <w:r>
+          <w:tcPr>
+            <w:shd w:fill="0099CC" w:val="clear"/>
+          </w:tcPr>
+          <w:p>
+            <w:pPr>
+              <w:pStyle w:val="Compact"/>
+              <w:jc w:val="left"/>
+            </w:pPr>
+            <w:r>
+              <w:rPr>
+                <w:b/>
+                <w:color w:val="FFFFFF"/>
+                <w:sz w:val="20"/>
+              </w:rPr>
               <w:t xml:space="preserve">Field</w:t>
             </w:r>
           </w:p>
         </w:tc>
         <w:tc>
-          <w:tcPr/>
-          <w:p>
-            <w:pPr>
-              <w:pStyle w:val="Compact"/>
-              <w:jc w:val="left"/>
-            </w:pPr>
-            <w:r>
+          <w:tcPr>
+            <w:shd w:fill="0099CC" w:val="clear"/>
+          </w:tcPr>
+          <w:p>
+            <w:pPr>
+              <w:pStyle w:val="Compact"/>
+              <w:jc w:val="left"/>
+            </w:pPr>
+            <w:r>
+              <w:rPr>
+                <w:b/>
+                <w:color w:val="FFFFFF"/>
+                <w:sz w:val="20"/>
+              </w:rPr>
               <w:t xml:space="preserve">Details</w:t>
             </w:r>
           </w:p>
@@ -1770,7 +2540,9 @@
       </w:tr>
       <w:tr>
         <w:tc>
-          <w:tcPr/>
+          <w:tcPr>
+            <w:shd w:fill="FFFFFF" w:val="clear"/>
+          </w:tcPr>
           <w:p>
             <w:pPr>
               <w:pStyle w:val="Compact"/>
@@ -1780,19 +2552,27 @@
               <w:rPr>
                 <w:bCs/>
                 <w:b/>
+                <w:color w:val="1A1A1A"/>
+                <w:sz w:val="19"/>
               </w:rPr>
               <w:t xml:space="preserve">Delivery Address:</w:t>
             </w:r>
           </w:p>
         </w:tc>
         <w:tc>
-          <w:tcPr/>
-          <w:p>
-            <w:pPr>
-              <w:pStyle w:val="Compact"/>
-              <w:jc w:val="left"/>
-            </w:pPr>
-            <w:r>
+          <w:tcPr>
+            <w:shd w:fill="FFFFFF" w:val="clear"/>
+          </w:tcPr>
+          <w:p>
+            <w:pPr>
+              <w:pStyle w:val="Compact"/>
+              <w:jc w:val="left"/>
+            </w:pPr>
+            <w:r>
+              <w:rPr>
+                <w:color w:val="1A1A1A"/>
+                <w:sz w:val="19"/>
+              </w:rPr>
               <w:t xml:space="preserve">__________________________________________</w:t>
             </w:r>
           </w:p>
@@ -1800,21 +2580,29 @@
       </w:tr>
       <w:tr>
         <w:tc>
-          <w:tcPr/>
-          <w:p>
-            <w:pPr>
-              <w:pStyle w:val="Compact"/>
-            </w:pPr>
-          </w:p>
-        </w:tc>
-        <w:tc>
-          <w:tcPr/>
-          <w:p>
-            <w:pPr>
-              <w:pStyle w:val="Compact"/>
-              <w:jc w:val="left"/>
-            </w:pPr>
-            <w:r>
+          <w:tcPr>
+            <w:shd w:fill="E8F8FF" w:val="clear"/>
+          </w:tcPr>
+          <w:p>
+            <w:pPr>
+              <w:pStyle w:val="Compact"/>
+            </w:pPr>
+          </w:p>
+        </w:tc>
+        <w:tc>
+          <w:tcPr>
+            <w:shd w:fill="E8F8FF" w:val="clear"/>
+          </w:tcPr>
+          <w:p>
+            <w:pPr>
+              <w:pStyle w:val="Compact"/>
+              <w:jc w:val="left"/>
+            </w:pPr>
+            <w:r>
+              <w:rPr>
+                <w:color w:val="1A1A1A"/>
+                <w:sz w:val="19"/>
+              </w:rPr>
               <w:t xml:space="preserve">__________________________________________</w:t>
             </w:r>
           </w:p>
@@ -1822,7 +2610,9 @@
       </w:tr>
       <w:tr>
         <w:tc>
-          <w:tcPr/>
+          <w:tcPr>
+            <w:shd w:fill="FFFFFF" w:val="clear"/>
+          </w:tcPr>
           <w:p>
             <w:pPr>
               <w:pStyle w:val="Compact"/>
@@ -1832,19 +2622,27 @@
               <w:rPr>
                 <w:bCs/>
                 <w:b/>
+                <w:color w:val="1A1A1A"/>
+                <w:sz w:val="19"/>
               </w:rPr>
               <w:t xml:space="preserve">Contact at Delivery Point:</w:t>
             </w:r>
           </w:p>
         </w:tc>
         <w:tc>
-          <w:tcPr/>
-          <w:p>
-            <w:pPr>
-              <w:pStyle w:val="Compact"/>
-              <w:jc w:val="left"/>
-            </w:pPr>
-            <w:r>
+          <w:tcPr>
+            <w:shd w:fill="FFFFFF" w:val="clear"/>
+          </w:tcPr>
+          <w:p>
+            <w:pPr>
+              <w:pStyle w:val="Compact"/>
+              <w:jc w:val="left"/>
+            </w:pPr>
+            <w:r>
+              <w:rPr>
+                <w:color w:val="1A1A1A"/>
+                <w:sz w:val="19"/>
+              </w:rPr>
               <w:t xml:space="preserve">__________________________________________</w:t>
             </w:r>
           </w:p>
@@ -1852,7 +2650,9 @@
       </w:tr>
       <w:tr>
         <w:tc>
-          <w:tcPr/>
+          <w:tcPr>
+            <w:shd w:fill="E8F8FF" w:val="clear"/>
+          </w:tcPr>
           <w:p>
             <w:pPr>
               <w:pStyle w:val="Compact"/>
@@ -1862,19 +2662,27 @@
               <w:rPr>
                 <w:bCs/>
                 <w:b/>
+                <w:color w:val="1A1A1A"/>
+                <w:sz w:val="19"/>
               </w:rPr>
               <w:t xml:space="preserve">Phone at Delivery Point:</w:t>
             </w:r>
           </w:p>
         </w:tc>
         <w:tc>
-          <w:tcPr/>
-          <w:p>
-            <w:pPr>
-              <w:pStyle w:val="Compact"/>
-              <w:jc w:val="left"/>
-            </w:pPr>
-            <w:r>
+          <w:tcPr>
+            <w:shd w:fill="E8F8FF" w:val="clear"/>
+          </w:tcPr>
+          <w:p>
+            <w:pPr>
+              <w:pStyle w:val="Compact"/>
+              <w:jc w:val="left"/>
+            </w:pPr>
+            <w:r>
+              <w:rPr>
+                <w:color w:val="1A1A1A"/>
+                <w:sz w:val="19"/>
+              </w:rPr>
               <w:t xml:space="preserve">__________________________________________</w:t>
             </w:r>
           </w:p>
@@ -1882,7 +2690,9 @@
       </w:tr>
       <w:tr>
         <w:tc>
-          <w:tcPr/>
+          <w:tcPr>
+            <w:shd w:fill="FFFFFF" w:val="clear"/>
+          </w:tcPr>
           <w:p>
             <w:pPr>
               <w:pStyle w:val="Compact"/>
@@ -1892,19 +2702,27 @@
               <w:rPr>
                 <w:bCs/>
                 <w:b/>
+                <w:color w:val="1A1A1A"/>
+                <w:sz w:val="19"/>
               </w:rPr>
               <w:t xml:space="preserve">Special Instructions:</w:t>
             </w:r>
           </w:p>
         </w:tc>
         <w:tc>
-          <w:tcPr/>
-          <w:p>
-            <w:pPr>
-              <w:pStyle w:val="Compact"/>
-              <w:jc w:val="left"/>
-            </w:pPr>
-            <w:r>
+          <w:tcPr>
+            <w:shd w:fill="FFFFFF" w:val="clear"/>
+          </w:tcPr>
+          <w:p>
+            <w:pPr>
+              <w:pStyle w:val="Compact"/>
+              <w:jc w:val="left"/>
+            </w:pPr>
+            <w:r>
+              <w:rPr>
+                <w:color w:val="1A1A1A"/>
+                <w:sz w:val="19"/>
+              </w:rPr>
               <w:t xml:space="preserve">__________________________________________</w:t>
             </w:r>
           </w:p>
@@ -1912,21 +2730,29 @@
       </w:tr>
       <w:tr>
         <w:tc>
-          <w:tcPr/>
-          <w:p>
-            <w:pPr>
-              <w:pStyle w:val="Compact"/>
-            </w:pPr>
-          </w:p>
-        </w:tc>
-        <w:tc>
-          <w:tcPr/>
-          <w:p>
-            <w:pPr>
-              <w:pStyle w:val="Compact"/>
-              <w:jc w:val="left"/>
-            </w:pPr>
-            <w:r>
+          <w:tcPr>
+            <w:shd w:fill="E8F8FF" w:val="clear"/>
+          </w:tcPr>
+          <w:p>
+            <w:pPr>
+              <w:pStyle w:val="Compact"/>
+            </w:pPr>
+          </w:p>
+        </w:tc>
+        <w:tc>
+          <w:tcPr>
+            <w:shd w:fill="E8F8FF" w:val="clear"/>
+          </w:tcPr>
+          <w:p>
+            <w:pPr>
+              <w:pStyle w:val="Compact"/>
+              <w:jc w:val="left"/>
+            </w:pPr>
+            <w:r>
+              <w:rPr>
+                <w:color w:val="1A1A1A"/>
+                <w:sz w:val="19"/>
+              </w:rPr>
               <w:t xml:space="preserve">__________________________________________</w:t>
             </w:r>
           </w:p>
@@ -1944,9 +2770,29 @@
     <w:bookmarkStart w:id="28" w:name="terms-and-conditions"/>
     <w:p>
       <w:pPr>
+        <w:pBdr>
+          <w:top w:val="single" w:sz="18" w:space="1" w:color="F5A623"/>
+          <w:bottom w:val="single" w:sz="6" w:space="1" w:color="0099CC"/>
+        </w:pBdr>
+        <w:spacing w:before="200" w:after="200"/>
+      </w:pPr>
+    </w:p>
+    <w:p>
+      <w:pPr>
         <w:pStyle w:val="Heading2"/>
-      </w:pPr>
-      <w:r>
+        <w:rPr>
+          <w:color w:val="0099CC"/>
+        </w:rPr>
+        <w:pBdr>
+          <w:bottom w:val="single" w:sz="6" w:space="2" w:color="00BFFF"/>
+        </w:pBdr>
+      </w:pPr>
+      <w:r>
+        <w:rPr>
+          <w:b/>
+          <w:color w:val="0099CC"/>
+          <w:sz w:val="32"/>
+        </w:rPr>
         <w:t xml:space="preserve">TERMS AND CONDITIONS</w:t>
       </w:r>
     </w:p>
@@ -2213,9 +3059,29 @@
     <w:bookmarkStart w:id="29" w:name="authorization"/>
     <w:p>
       <w:pPr>
+        <w:pBdr>
+          <w:top w:val="single" w:sz="18" w:space="1" w:color="F5A623"/>
+          <w:bottom w:val="single" w:sz="6" w:space="1" w:color="0099CC"/>
+        </w:pBdr>
+        <w:spacing w:before="200" w:after="200"/>
+      </w:pPr>
+    </w:p>
+    <w:p>
+      <w:pPr>
         <w:pStyle w:val="Heading2"/>
-      </w:pPr>
-      <w:r>
+        <w:rPr>
+          <w:color w:val="0099CC"/>
+        </w:rPr>
+        <w:pBdr>
+          <w:bottom w:val="single" w:sz="6" w:space="2" w:color="00BFFF"/>
+        </w:pBdr>
+      </w:pPr>
+      <w:r>
+        <w:rPr>
+          <w:b/>
+          <w:color w:val="0099CC"/>
+          <w:sz w:val="32"/>
+        </w:rPr>
         <w:t xml:space="preserve">AUTHORIZATION</w:t>
       </w:r>
     </w:p>
@@ -2225,6 +3091,14 @@
         <w:tblW w:type="pct" w:w="5000"/>
         <w:tblLook w:firstRow="1" w:lastRow="0" w:firstColumn="0" w:lastColumn="0" w:noHBand="0" w:noVBand="0" w:val="0020"/>
         <w:jc w:val="start"/>
+        <w:tblBorders>
+          <w:top w:val="single" w:sz="4" w:space="0" w:color="B0D4E8"/>
+          <w:left w:val="single" w:sz="4" w:space="0" w:color="B0D4E8"/>
+          <w:bottom w:val="single" w:sz="4" w:space="0" w:color="B0D4E8"/>
+          <w:right w:val="single" w:sz="4" w:space="0" w:color="B0D4E8"/>
+          <w:insideH w:val="single" w:sz="4" w:space="0" w:color="B0D4E8"/>
+          <w:insideV w:val="single" w:sz="4" w:space="0" w:color="B0D4E8"/>
+        </w:tblBorders>
       </w:tblPr>
       <w:tblGrid>
         <w:gridCol w:w="1980"/>
@@ -2237,49 +3111,77 @@
           <w:tblHeader w:val="true"/>
         </w:trPr>
         <w:tc>
-          <w:tcPr/>
-          <w:p>
-            <w:pPr>
-              <w:pStyle w:val="Compact"/>
-              <w:jc w:val="left"/>
-            </w:pPr>
-            <w:r>
+          <w:tcPr>
+            <w:shd w:fill="0099CC" w:val="clear"/>
+          </w:tcPr>
+          <w:p>
+            <w:pPr>
+              <w:pStyle w:val="Compact"/>
+              <w:jc w:val="left"/>
+            </w:pPr>
+            <w:r>
+              <w:rPr>
+                <w:b/>
+                <w:color w:val="FFFFFF"/>
+                <w:sz w:val="20"/>
+              </w:rPr>
               <w:t xml:space="preserve">Role</w:t>
             </w:r>
           </w:p>
         </w:tc>
         <w:tc>
-          <w:tcPr/>
-          <w:p>
-            <w:pPr>
-              <w:pStyle w:val="Compact"/>
-              <w:jc w:val="left"/>
-            </w:pPr>
-            <w:r>
+          <w:tcPr>
+            <w:shd w:fill="0099CC" w:val="clear"/>
+          </w:tcPr>
+          <w:p>
+            <w:pPr>
+              <w:pStyle w:val="Compact"/>
+              <w:jc w:val="left"/>
+            </w:pPr>
+            <w:r>
+              <w:rPr>
+                <w:b/>
+                <w:color w:val="FFFFFF"/>
+                <w:sz w:val="20"/>
+              </w:rPr>
               <w:t xml:space="preserve">Name</w:t>
             </w:r>
           </w:p>
         </w:tc>
         <w:tc>
-          <w:tcPr/>
-          <w:p>
-            <w:pPr>
-              <w:pStyle w:val="Compact"/>
-              <w:jc w:val="left"/>
-            </w:pPr>
-            <w:r>
+          <w:tcPr>
+            <w:shd w:fill="0099CC" w:val="clear"/>
+          </w:tcPr>
+          <w:p>
+            <w:pPr>
+              <w:pStyle w:val="Compact"/>
+              <w:jc w:val="left"/>
+            </w:pPr>
+            <w:r>
+              <w:rPr>
+                <w:b/>
+                <w:color w:val="FFFFFF"/>
+                <w:sz w:val="20"/>
+              </w:rPr>
               <w:t xml:space="preserve">Signature</w:t>
             </w:r>
           </w:p>
         </w:tc>
         <w:tc>
-          <w:tcPr/>
-          <w:p>
-            <w:pPr>
-              <w:pStyle w:val="Compact"/>
-              <w:jc w:val="left"/>
-            </w:pPr>
-            <w:r>
+          <w:tcPr>
+            <w:shd w:fill="0099CC" w:val="clear"/>
+          </w:tcPr>
+          <w:p>
+            <w:pPr>
+              <w:pStyle w:val="Compact"/>
+              <w:jc w:val="left"/>
+            </w:pPr>
+            <w:r>
+              <w:rPr>
+                <w:b/>
+                <w:color w:val="FFFFFF"/>
+                <w:sz w:val="20"/>
+              </w:rPr>
               <w:t xml:space="preserve">Date</w:t>
             </w:r>
           </w:p>
@@ -2287,7 +3189,9 @@
       </w:tr>
       <w:tr>
         <w:tc>
-          <w:tcPr/>
+          <w:tcPr>
+            <w:shd w:fill="FFFFFF" w:val="clear"/>
+          </w:tcPr>
           <w:p>
             <w:pPr>
               <w:pStyle w:val="Compact"/>
@@ -2297,43 +3201,63 @@
               <w:rPr>
                 <w:bCs/>
                 <w:b/>
+                <w:color w:val="1A1A1A"/>
+                <w:sz w:val="19"/>
               </w:rPr>
               <w:t xml:space="preserve">Prepared By:</w:t>
             </w:r>
           </w:p>
         </w:tc>
         <w:tc>
-          <w:tcPr/>
-          <w:p>
-            <w:pPr>
-              <w:pStyle w:val="Compact"/>
-              <w:jc w:val="left"/>
-            </w:pPr>
-            <w:r>
+          <w:tcPr>
+            <w:shd w:fill="FFFFFF" w:val="clear"/>
+          </w:tcPr>
+          <w:p>
+            <w:pPr>
+              <w:pStyle w:val="Compact"/>
+              <w:jc w:val="left"/>
+            </w:pPr>
+            <w:r>
+              <w:rPr>
+                <w:color w:val="1A1A1A"/>
+                <w:sz w:val="19"/>
+              </w:rPr>
               <w:t xml:space="preserve">__________________</w:t>
             </w:r>
           </w:p>
         </w:tc>
         <w:tc>
-          <w:tcPr/>
-          <w:p>
-            <w:pPr>
-              <w:pStyle w:val="Compact"/>
-              <w:jc w:val="left"/>
-            </w:pPr>
-            <w:r>
+          <w:tcPr>
+            <w:shd w:fill="FFFFFF" w:val="clear"/>
+          </w:tcPr>
+          <w:p>
+            <w:pPr>
+              <w:pStyle w:val="Compact"/>
+              <w:jc w:val="left"/>
+            </w:pPr>
+            <w:r>
+              <w:rPr>
+                <w:color w:val="1A1A1A"/>
+                <w:sz w:val="19"/>
+              </w:rPr>
               <w:t xml:space="preserve">__________________</w:t>
             </w:r>
           </w:p>
         </w:tc>
         <w:tc>
-          <w:tcPr/>
-          <w:p>
-            <w:pPr>
-              <w:pStyle w:val="Compact"/>
-              <w:jc w:val="left"/>
-            </w:pPr>
-            <w:r>
+          <w:tcPr>
+            <w:shd w:fill="FFFFFF" w:val="clear"/>
+          </w:tcPr>
+          <w:p>
+            <w:pPr>
+              <w:pStyle w:val="Compact"/>
+              <w:jc w:val="left"/>
+            </w:pPr>
+            <w:r>
+              <w:rPr>
+                <w:color w:val="1A1A1A"/>
+                <w:sz w:val="19"/>
+              </w:rPr>
               <w:t xml:space="preserve">____/____/________</w:t>
             </w:r>
           </w:p>
@@ -2341,7 +3265,9 @@
       </w:tr>
       <w:tr>
         <w:tc>
-          <w:tcPr/>
+          <w:tcPr>
+            <w:shd w:fill="E8F8FF" w:val="clear"/>
+          </w:tcPr>
           <w:p>
             <w:pPr>
               <w:pStyle w:val="Compact"/>
@@ -2351,43 +3277,63 @@
               <w:rPr>
                 <w:bCs/>
                 <w:b/>
+                <w:color w:val="1A1A1A"/>
+                <w:sz w:val="19"/>
               </w:rPr>
               <w:t xml:space="preserve">Approved By (Department Head):</w:t>
             </w:r>
           </w:p>
         </w:tc>
         <w:tc>
-          <w:tcPr/>
-          <w:p>
-            <w:pPr>
-              <w:pStyle w:val="Compact"/>
-              <w:jc w:val="left"/>
-            </w:pPr>
-            <w:r>
+          <w:tcPr>
+            <w:shd w:fill="E8F8FF" w:val="clear"/>
+          </w:tcPr>
+          <w:p>
+            <w:pPr>
+              <w:pStyle w:val="Compact"/>
+              <w:jc w:val="left"/>
+            </w:pPr>
+            <w:r>
+              <w:rPr>
+                <w:color w:val="1A1A1A"/>
+                <w:sz w:val="19"/>
+              </w:rPr>
               <w:t xml:space="preserve">__________________</w:t>
             </w:r>
           </w:p>
         </w:tc>
         <w:tc>
-          <w:tcPr/>
-          <w:p>
-            <w:pPr>
-              <w:pStyle w:val="Compact"/>
-              <w:jc w:val="left"/>
-            </w:pPr>
-            <w:r>
+          <w:tcPr>
+            <w:shd w:fill="E8F8FF" w:val="clear"/>
+          </w:tcPr>
+          <w:p>
+            <w:pPr>
+              <w:pStyle w:val="Compact"/>
+              <w:jc w:val="left"/>
+            </w:pPr>
+            <w:r>
+              <w:rPr>
+                <w:color w:val="1A1A1A"/>
+                <w:sz w:val="19"/>
+              </w:rPr>
               <w:t xml:space="preserve">__________________</w:t>
             </w:r>
           </w:p>
         </w:tc>
         <w:tc>
-          <w:tcPr/>
-          <w:p>
-            <w:pPr>
-              <w:pStyle w:val="Compact"/>
-              <w:jc w:val="left"/>
-            </w:pPr>
-            <w:r>
+          <w:tcPr>
+            <w:shd w:fill="E8F8FF" w:val="clear"/>
+          </w:tcPr>
+          <w:p>
+            <w:pPr>
+              <w:pStyle w:val="Compact"/>
+              <w:jc w:val="left"/>
+            </w:pPr>
+            <w:r>
+              <w:rPr>
+                <w:color w:val="1A1A1A"/>
+                <w:sz w:val="19"/>
+              </w:rPr>
               <w:t xml:space="preserve">____/____/________</w:t>
             </w:r>
           </w:p>
@@ -2395,7 +3341,9 @@
       </w:tr>
       <w:tr>
         <w:tc>
-          <w:tcPr/>
+          <w:tcPr>
+            <w:shd w:fill="FFFFFF" w:val="clear"/>
+          </w:tcPr>
           <w:p>
             <w:pPr>
               <w:pStyle w:val="Compact"/>
@@ -2405,43 +3353,63 @@
               <w:rPr>
                 <w:bCs/>
                 <w:b/>
+                <w:color w:val="1A1A1A"/>
+                <w:sz w:val="19"/>
               </w:rPr>
               <w:t xml:space="preserve">Authorized By (MD/CEO):</w:t>
             </w:r>
           </w:p>
         </w:tc>
         <w:tc>
-          <w:tcPr/>
-          <w:p>
-            <w:pPr>
-              <w:pStyle w:val="Compact"/>
-              <w:jc w:val="left"/>
-            </w:pPr>
-            <w:r>
+          <w:tcPr>
+            <w:shd w:fill="FFFFFF" w:val="clear"/>
+          </w:tcPr>
+          <w:p>
+            <w:pPr>
+              <w:pStyle w:val="Compact"/>
+              <w:jc w:val="left"/>
+            </w:pPr>
+            <w:r>
+              <w:rPr>
+                <w:color w:val="1A1A1A"/>
+                <w:sz w:val="19"/>
+              </w:rPr>
               <w:t xml:space="preserve">__________________</w:t>
             </w:r>
           </w:p>
         </w:tc>
         <w:tc>
-          <w:tcPr/>
-          <w:p>
-            <w:pPr>
-              <w:pStyle w:val="Compact"/>
-              <w:jc w:val="left"/>
-            </w:pPr>
-            <w:r>
+          <w:tcPr>
+            <w:shd w:fill="FFFFFF" w:val="clear"/>
+          </w:tcPr>
+          <w:p>
+            <w:pPr>
+              <w:pStyle w:val="Compact"/>
+              <w:jc w:val="left"/>
+            </w:pPr>
+            <w:r>
+              <w:rPr>
+                <w:color w:val="1A1A1A"/>
+                <w:sz w:val="19"/>
+              </w:rPr>
               <w:t xml:space="preserve">__________________</w:t>
             </w:r>
           </w:p>
         </w:tc>
         <w:tc>
-          <w:tcPr/>
-          <w:p>
-            <w:pPr>
-              <w:pStyle w:val="Compact"/>
-              <w:jc w:val="left"/>
-            </w:pPr>
-            <w:r>
+          <w:tcPr>
+            <w:shd w:fill="FFFFFF" w:val="clear"/>
+          </w:tcPr>
+          <w:p>
+            <w:pPr>
+              <w:pStyle w:val="Compact"/>
+              <w:jc w:val="left"/>
+            </w:pPr>
+            <w:r>
+              <w:rPr>
+                <w:color w:val="1A1A1A"/>
+                <w:sz w:val="19"/>
+              </w:rPr>
               <w:t xml:space="preserve">____/____/________</w:t>
             </w:r>
           </w:p>
@@ -2459,9 +3427,29 @@
     <w:bookmarkStart w:id="30" w:name="supplier-acknowledgment"/>
     <w:p>
       <w:pPr>
+        <w:pBdr>
+          <w:top w:val="single" w:sz="18" w:space="1" w:color="F5A623"/>
+          <w:bottom w:val="single" w:sz="6" w:space="1" w:color="0099CC"/>
+        </w:pBdr>
+        <w:spacing w:before="200" w:after="200"/>
+      </w:pPr>
+    </w:p>
+    <w:p>
+      <w:pPr>
         <w:pStyle w:val="Heading2"/>
-      </w:pPr>
-      <w:r>
+        <w:rPr>
+          <w:color w:val="0099CC"/>
+        </w:rPr>
+        <w:pBdr>
+          <w:bottom w:val="single" w:sz="6" w:space="2" w:color="00BFFF"/>
+        </w:pBdr>
+      </w:pPr>
+      <w:r>
+        <w:rPr>
+          <w:b/>
+          <w:color w:val="0099CC"/>
+          <w:sz w:val="32"/>
+        </w:rPr>
         <w:t xml:space="preserve">SUPPLIER ACKNOWLEDGMENT</w:t>
       </w:r>
     </w:p>
@@ -2479,6 +3467,14 @@
         <w:tblW w:type="pct" w:w="5000"/>
         <w:tblLook w:firstRow="1" w:lastRow="0" w:firstColumn="0" w:lastColumn="0" w:noHBand="0" w:noVBand="0" w:val="0020"/>
         <w:jc w:val="start"/>
+        <w:tblBorders>
+          <w:top w:val="single" w:sz="4" w:space="0" w:color="B0D4E8"/>
+          <w:left w:val="single" w:sz="4" w:space="0" w:color="B0D4E8"/>
+          <w:bottom w:val="single" w:sz="4" w:space="0" w:color="B0D4E8"/>
+          <w:right w:val="single" w:sz="4" w:space="0" w:color="B0D4E8"/>
+          <w:insideH w:val="single" w:sz="4" w:space="0" w:color="B0D4E8"/>
+          <w:insideV w:val="single" w:sz="4" w:space="0" w:color="B0D4E8"/>
+        </w:tblBorders>
       </w:tblPr>
       <w:tblGrid>
         <w:gridCol w:w="3960"/>
@@ -2489,25 +3485,39 @@
           <w:tblHeader w:val="true"/>
         </w:trPr>
         <w:tc>
-          <w:tcPr/>
-          <w:p>
-            <w:pPr>
-              <w:pStyle w:val="Compact"/>
-              <w:jc w:val="left"/>
-            </w:pPr>
-            <w:r>
+          <w:tcPr>
+            <w:shd w:fill="0099CC" w:val="clear"/>
+          </w:tcPr>
+          <w:p>
+            <w:pPr>
+              <w:pStyle w:val="Compact"/>
+              <w:jc w:val="left"/>
+            </w:pPr>
+            <w:r>
+              <w:rPr>
+                <w:b/>
+                <w:color w:val="FFFFFF"/>
+                <w:sz w:val="20"/>
+              </w:rPr>
               <w:t xml:space="preserve">Field</w:t>
             </w:r>
           </w:p>
         </w:tc>
         <w:tc>
-          <w:tcPr/>
-          <w:p>
-            <w:pPr>
-              <w:pStyle w:val="Compact"/>
-              <w:jc w:val="left"/>
-            </w:pPr>
-            <w:r>
+          <w:tcPr>
+            <w:shd w:fill="0099CC" w:val="clear"/>
+          </w:tcPr>
+          <w:p>
+            <w:pPr>
+              <w:pStyle w:val="Compact"/>
+              <w:jc w:val="left"/>
+            </w:pPr>
+            <w:r>
+              <w:rPr>
+                <w:b/>
+                <w:color w:val="FFFFFF"/>
+                <w:sz w:val="20"/>
+              </w:rPr>
               <w:t xml:space="preserve">Details</w:t>
             </w:r>
           </w:p>
@@ -2515,7 +3525,9 @@
       </w:tr>
       <w:tr>
         <w:tc>
-          <w:tcPr/>
+          <w:tcPr>
+            <w:shd w:fill="FFFFFF" w:val="clear"/>
+          </w:tcPr>
           <w:p>
             <w:pPr>
               <w:pStyle w:val="Compact"/>
@@ -2525,19 +3537,27 @@
               <w:rPr>
                 <w:bCs/>
                 <w:b/>
+                <w:color w:val="1A1A1A"/>
+                <w:sz w:val="19"/>
               </w:rPr>
               <w:t xml:space="preserve">Supplier Representative Name:</w:t>
             </w:r>
           </w:p>
         </w:tc>
         <w:tc>
-          <w:tcPr/>
-          <w:p>
-            <w:pPr>
-              <w:pStyle w:val="Compact"/>
-              <w:jc w:val="left"/>
-            </w:pPr>
-            <w:r>
+          <w:tcPr>
+            <w:shd w:fill="FFFFFF" w:val="clear"/>
+          </w:tcPr>
+          <w:p>
+            <w:pPr>
+              <w:pStyle w:val="Compact"/>
+              <w:jc w:val="left"/>
+            </w:pPr>
+            <w:r>
+              <w:rPr>
+                <w:color w:val="1A1A1A"/>
+                <w:sz w:val="19"/>
+              </w:rPr>
               <w:t xml:space="preserve">__________________________________________</w:t>
             </w:r>
           </w:p>
@@ -2545,7 +3565,9 @@
       </w:tr>
       <w:tr>
         <w:tc>
-          <w:tcPr/>
+          <w:tcPr>
+            <w:shd w:fill="E8F8FF" w:val="clear"/>
+          </w:tcPr>
           <w:p>
             <w:pPr>
               <w:pStyle w:val="Compact"/>
@@ -2555,19 +3577,27 @@
               <w:rPr>
                 <w:bCs/>
                 <w:b/>
+                <w:color w:val="1A1A1A"/>
+                <w:sz w:val="19"/>
               </w:rPr>
               <w:t xml:space="preserve">Designation:</w:t>
             </w:r>
           </w:p>
         </w:tc>
         <w:tc>
-          <w:tcPr/>
-          <w:p>
-            <w:pPr>
-              <w:pStyle w:val="Compact"/>
-              <w:jc w:val="left"/>
-            </w:pPr>
-            <w:r>
+          <w:tcPr>
+            <w:shd w:fill="E8F8FF" w:val="clear"/>
+          </w:tcPr>
+          <w:p>
+            <w:pPr>
+              <w:pStyle w:val="Compact"/>
+              <w:jc w:val="left"/>
+            </w:pPr>
+            <w:r>
+              <w:rPr>
+                <w:color w:val="1A1A1A"/>
+                <w:sz w:val="19"/>
+              </w:rPr>
               <w:t xml:space="preserve">__________________________________________</w:t>
             </w:r>
           </w:p>
@@ -2575,7 +3605,9 @@
       </w:tr>
       <w:tr>
         <w:tc>
-          <w:tcPr/>
+          <w:tcPr>
+            <w:shd w:fill="FFFFFF" w:val="clear"/>
+          </w:tcPr>
           <w:p>
             <w:pPr>
               <w:pStyle w:val="Compact"/>
@@ -2585,19 +3617,27 @@
               <w:rPr>
                 <w:bCs/>
                 <w:b/>
+                <w:color w:val="1A1A1A"/>
+                <w:sz w:val="19"/>
               </w:rPr>
               <w:t xml:space="preserve">Signature:</w:t>
             </w:r>
           </w:p>
         </w:tc>
         <w:tc>
-          <w:tcPr/>
-          <w:p>
-            <w:pPr>
-              <w:pStyle w:val="Compact"/>
-              <w:jc w:val="left"/>
-            </w:pPr>
-            <w:r>
+          <w:tcPr>
+            <w:shd w:fill="FFFFFF" w:val="clear"/>
+          </w:tcPr>
+          <w:p>
+            <w:pPr>
+              <w:pStyle w:val="Compact"/>
+              <w:jc w:val="left"/>
+            </w:pPr>
+            <w:r>
+              <w:rPr>
+                <w:color w:val="1A1A1A"/>
+                <w:sz w:val="19"/>
+              </w:rPr>
               <w:t xml:space="preserve">__________________________________________</w:t>
             </w:r>
           </w:p>
@@ -2605,7 +3645,9 @@
       </w:tr>
       <w:tr>
         <w:tc>
-          <w:tcPr/>
+          <w:tcPr>
+            <w:shd w:fill="E8F8FF" w:val="clear"/>
+          </w:tcPr>
           <w:p>
             <w:pPr>
               <w:pStyle w:val="Compact"/>
@@ -2615,19 +3657,27 @@
               <w:rPr>
                 <w:bCs/>
                 <w:b/>
+                <w:color w:val="1A1A1A"/>
+                <w:sz w:val="19"/>
               </w:rPr>
               <w:t xml:space="preserve">Date:</w:t>
             </w:r>
           </w:p>
         </w:tc>
         <w:tc>
-          <w:tcPr/>
-          <w:p>
-            <w:pPr>
-              <w:pStyle w:val="Compact"/>
-              <w:jc w:val="left"/>
-            </w:pPr>
-            <w:r>
+          <w:tcPr>
+            <w:shd w:fill="E8F8FF" w:val="clear"/>
+          </w:tcPr>
+          <w:p>
+            <w:pPr>
+              <w:pStyle w:val="Compact"/>
+              <w:jc w:val="left"/>
+            </w:pPr>
+            <w:r>
+              <w:rPr>
+                <w:color w:val="1A1A1A"/>
+                <w:sz w:val="19"/>
+              </w:rPr>
               <w:t xml:space="preserve">______ / ______ / __________ (DD/MM/YYYY)</w:t>
             </w:r>
           </w:p>
@@ -2635,7 +3685,9 @@
       </w:tr>
       <w:tr>
         <w:tc>
-          <w:tcPr/>
+          <w:tcPr>
+            <w:shd w:fill="FFFFFF" w:val="clear"/>
+          </w:tcPr>
           <w:p>
             <w:pPr>
               <w:pStyle w:val="Compact"/>
@@ -2645,13 +3697,17 @@
               <w:rPr>
                 <w:bCs/>
                 <w:b/>
+                <w:color w:val="1A1A1A"/>
+                <w:sz w:val="19"/>
               </w:rPr>
               <w:t xml:space="preserve">Company Stamp:</w:t>
             </w:r>
           </w:p>
         </w:tc>
         <w:tc>
-          <w:tcPr/>
+          <w:tcPr>
+            <w:shd w:fill="FFFFFF" w:val="clear"/>
+          </w:tcPr>
           <w:p>
             <w:pPr>
               <w:pStyle w:val="Compact"/>
@@ -2717,6 +3773,29 @@
         <w:right w:val="single" w:sz="18" w:space="24" w:color="E08A00"/>
       </w:pgBorders>
     </w:sectPr>
+    <w:p>
+      <w:pPr>
+        <w:pBdr>
+          <w:top w:val="single" w:sz="36" w:space="1" w:color="F5A623"/>
+          <w:bottom w:val="single" w:sz="12" w:space="0" w:color="00BFFF"/>
+        </w:pBdr>
+        <w:spacing w:before="300" w:after="0"/>
+      </w:pPr>
+    </w:p>
+    <w:p>
+      <w:pPr>
+        <w:jc w:val="center"/>
+        <w:spacing w:before="60" w:after="0"/>
+      </w:pPr>
+      <w:r>
+        <w:rPr>
+          <w:color w:val="0099CC"/>
+          <w:sz w:val="16"/>
+          <w:szCs w:val="16"/>
+        </w:rPr>
+        <w:t xml:space="preserve">PECH Group Holdings Ltd  |  Lagos, Nigeria  |  pechgroupholdings.tech</w:t>
+      </w:r>
+    </w:p>
   </w:body>
 </w:document>
 </file>

--- a/business_documents/PECH_PURCHASE_ORDER.docx
+++ b/business_documents/PECH_PURCHASE_ORDER.docx
@@ -58,71 +58,34 @@
         <w:spacing w:after="0"/>
       </w:pPr>
     </w:p>
-    <w:bookmarkStart w:id="31" w:name="pech-group-holdings-ltd"/>
-    <w:p>
-      <w:pPr>
-        <w:pStyle w:val="Heading1"/>
-        <w:rPr>
-          <w:color w:val="0099CC"/>
-        </w:rPr>
-        <w:pBdr>
-          <w:bottom w:val="single" w:sz="18" w:space="2" w:color="F5A623"/>
-        </w:pBdr>
-      </w:pPr>
-      <w:r>
-        <w:rPr>
-          <w:b/>
-          <w:color w:val="0099CC"/>
-          <w:sz w:val="44"/>
-        </w:rPr>
-        <w:t xml:space="preserve">PECH GROUP HOLDINGS LTD</w:t>
-      </w:r>
-    </w:p>
-    <w:bookmarkStart w:id="22" w:name="purchase-order"/>
-    <w:p>
-      <w:pPr>
-        <w:pBdr>
-          <w:top w:val="single" w:sz="18" w:space="1" w:color="F5A623"/>
-          <w:bottom w:val="single" w:sz="6" w:space="1" w:color="0099CC"/>
-        </w:pBdr>
-        <w:spacing w:before="200" w:after="200"/>
-      </w:pPr>
-    </w:p>
-    <w:p>
-      <w:pPr>
-        <w:pStyle w:val="Heading2"/>
-        <w:rPr>
-          <w:color w:val="0099CC"/>
-        </w:rPr>
-        <w:pBdr>
-          <w:bottom w:val="single" w:sz="6" w:space="2" w:color="00BFFF"/>
-        </w:pBdr>
-      </w:pPr>
-      <w:r>
-        <w:rPr>
-          <w:b/>
-          <w:color w:val="0099CC"/>
-          <w:sz w:val="32"/>
-        </w:rPr>
+    <w:p>
+      <w:pPr>
+        <w:pStyle w:val="FirstParagraph"/>
+      </w:pPr>
+      <w:r>
+        <w:t xml:space="preserve">🛒</w:t>
+      </w:r>
+    </w:p>
+    <w:p>
+      <w:pPr>
+        <w:pStyle w:val="BodyText"/>
+      </w:pPr>
+      <w:r>
         <w:t xml:space="preserve">PURCHASE ORDER</w:t>
       </w:r>
     </w:p>
-    <w:bookmarkStart w:id="21" w:name="confidential"/>
-    <w:p>
-      <w:pPr>
-        <w:pStyle w:val="Heading3"/>
-        <w:rPr>
-          <w:color w:val="E08A00"/>
-        </w:rPr>
-      </w:pPr>
-      <w:r>
-        <w:rPr>
-          <w:b/>
-          <w:color w:val="E08A00"/>
-          <w:sz w:val="26"/>
-        </w:rPr>
-        <w:t xml:space="preserve">CONFIDENTIAL</w:t>
-      </w:r>
+    <w:p>
+      <w:pPr>
+        <w:pStyle w:val="BodyText"/>
+      </w:pPr>
+      <w:r>
+        <w:t xml:space="preserve"> </w:t>
+      </w:r>
+    </w:p>
+    <w:p>
+      <w:pPr>
+        <w:pStyle w:val="BodyText"/>
+      </w:pPr>
     </w:p>
     <w:p>
       <w:r>
@@ -131,51 +94,7 @@
         </w:pict>
       </w:r>
     </w:p>
-    <w:p>
-      <w:pPr>
-        <w:pStyle w:val="FirstParagraph"/>
-      </w:pPr>
-      <w:r>
-        <w:rPr>
-          <w:bCs/>
-          <w:b/>
-        </w:rPr>
-        <w:t xml:space="preserve">PECH Group Holdings Ltd</w:t>
-      </w:r>
-      <w:r>
-        <w:t xml:space="preserve"> </w:t>
-      </w:r>
-      <w:r>
-        <w:t xml:space="preserve">Lagos, Nigeria</w:t>
-      </w:r>
-      <w:r>
-        <w:t xml:space="preserve"> </w:t>
-      </w:r>
-      <w:r>
-        <w:t xml:space="preserve">Website:</w:t>
-      </w:r>
-      <w:r>
-        <w:t xml:space="preserve"> </w:t>
-      </w:r>
-      <w:hyperlink r:id="rId20">
-        <w:r>
-          <w:rPr>
-            <w:rStyle w:val="Hyperlink"/>
-          </w:rPr>
-          <w:t xml:space="preserve">pechgroupholdings.tech</w:t>
-        </w:r>
-      </w:hyperlink>
-    </w:p>
-    <w:p>
-      <w:r>
-        <w:pict>
-          <v:rect style="width:0;height:1.5pt" o:hralign="center" o:hrstd="t" o:hr="t"/>
-        </w:pict>
-      </w:r>
-    </w:p>
-    <w:bookmarkEnd w:id="21"/>
-    <w:bookmarkEnd w:id="22"/>
-    <w:bookmarkStart w:id="23" w:name="purchase-order-details"/>
+    <w:bookmarkStart w:id="20" w:name="purchase-order-details"/>
     <w:p>
       <w:pPr>
         <w:pBdr>
@@ -514,8 +433,8 @@
         </w:pict>
       </w:r>
     </w:p>
-    <w:bookmarkEnd w:id="23"/>
-    <w:bookmarkStart w:id="24" w:name="supplier-information"/>
+    <w:bookmarkEnd w:id="20"/>
+    <w:bookmarkStart w:id="21" w:name="supplier-information"/>
     <w:p>
       <w:pPr>
         <w:pBdr>
@@ -1044,8 +963,8 @@
         </w:pict>
       </w:r>
     </w:p>
-    <w:bookmarkEnd w:id="24"/>
-    <w:bookmarkStart w:id="25" w:name="buyer-information"/>
+    <w:bookmarkEnd w:id="21"/>
+    <w:bookmarkStart w:id="22" w:name="buyer-information"/>
     <w:p>
       <w:pPr>
         <w:pBdr>
@@ -1384,8 +1303,8 @@
         </w:pict>
       </w:r>
     </w:p>
-    <w:bookmarkEnd w:id="25"/>
-    <w:bookmarkStart w:id="26" w:name="order-items"/>
+    <w:bookmarkEnd w:id="22"/>
+    <w:bookmarkStart w:id="23" w:name="order-items"/>
     <w:p>
       <w:pPr>
         <w:pBdr>
@@ -2446,8 +2365,8 @@
         </w:pict>
       </w:r>
     </w:p>
-    <w:bookmarkEnd w:id="26"/>
-    <w:bookmarkStart w:id="27" w:name="delivery-instructions"/>
+    <w:bookmarkEnd w:id="23"/>
+    <w:bookmarkStart w:id="24" w:name="delivery-instructions"/>
     <w:p>
       <w:pPr>
         <w:pBdr>
@@ -2766,8 +2685,8 @@
         </w:pict>
       </w:r>
     </w:p>
-    <w:bookmarkEnd w:id="27"/>
-    <w:bookmarkStart w:id="28" w:name="terms-and-conditions"/>
+    <w:bookmarkEnd w:id="24"/>
+    <w:bookmarkStart w:id="25" w:name="terms-and-conditions"/>
     <w:p>
       <w:pPr>
         <w:pBdr>
@@ -3055,8 +2974,8 @@
         </w:pict>
       </w:r>
     </w:p>
-    <w:bookmarkEnd w:id="28"/>
-    <w:bookmarkStart w:id="29" w:name="authorization"/>
+    <w:bookmarkEnd w:id="25"/>
+    <w:bookmarkStart w:id="26" w:name="authorization"/>
     <w:p>
       <w:pPr>
         <w:pBdr>
@@ -3423,8 +3342,8 @@
         </w:pict>
       </w:r>
     </w:p>
-    <w:bookmarkEnd w:id="29"/>
-    <w:bookmarkStart w:id="30" w:name="supplier-acknowledgment"/>
+    <w:bookmarkEnd w:id="26"/>
+    <w:bookmarkStart w:id="27" w:name="supplier-acknowledgment"/>
     <w:p>
       <w:pPr>
         <w:pBdr>
@@ -3763,16 +3682,8 @@
         <w:t xml:space="preserve">Technology &amp; Infrastructure Enablers for People</w:t>
       </w:r>
     </w:p>
-    <w:bookmarkEnd w:id="30"/>
-    <w:bookmarkEnd w:id="31"/>
-    <w:sectPr>
-      <w:pgBorders w:offsetFrom="page">
-        <w:top w:val="single" w:sz="18" w:space="24" w:color="00BFFF"/>
-        <w:left w:val="single" w:sz="18" w:space="24" w:color="0099CC"/>
-        <w:bottom w:val="single" w:sz="18" w:space="24" w:color="F5A623"/>
-        <w:right w:val="single" w:sz="18" w:space="24" w:color="E08A00"/>
-      </w:pgBorders>
-    </w:sectPr>
+    <w:bookmarkEnd w:id="27"/>
+    <w:sectPr/>
     <w:p>
       <w:pPr>
         <w:pBdr>
